--- a/submission/manuscript.docx
+++ b/submission/manuscript.docx
@@ -123,7 +123,7 @@
         <w:t xml:space="preserve"> </w:t>
       </w:r>
       <w:r>
-        <w:t xml:space="preserve">We searched PubMed, Embase, Cochrane CENTRAL, and CINAHL from January 2000 to March 2026 for RCTs and comparative cohort studies comparing USG with landmark PIVC insertion and reporting at least one post-insertion outcome. Two reviewers screened in duplicate (95.8% agreement; Cohen’s κ = 0.330). Of 72 union-include records at title/abstract, 57 single-reviewer-include records underwent pre-specified second-pass adjudication against PICO criteria; 19 advanced to full-text. Risk of bias was assessed by RoB 2 (RCTs) and Newcastle-Ottawa (cohorts). Random-effects meta-analysis used DerSimonian-Laird; REML+HKSJ was a</w:t>
+        <w:t xml:space="preserve">We searched PubMed, Embase, Cochrane CENTRAL, and CINAHL from January 2000 to March 2026 for RCTs and comparative cohort studies comparing USG with landmark PIVC insertion and reporting at least one post-insertion outcome. Two reviewers screened in duplicate (95.8% agreement; Cohen’s κ = 0.330) with pre-specified second-pass adjudication of single-reviewer-include records. Risk of bias used RoB 2 (RCTs) and Newcastle-Ottawa (cohorts). Random-effects meta-analysis used DerSimonian-Laird as primary estimator; REML+HKSJ was a</w:t>
       </w:r>
       <w:r>
         <w:t xml:space="preserve"> </w:t>
@@ -139,7 +139,7 @@
         <w:t xml:space="preserve"> </w:t>
       </w:r>
       <w:r>
-        <w:t xml:space="preserve">sensitivity analysis.</w:t>
+        <w:t xml:space="preserve">sensitivity analysis given small per-outcome k.</w:t>
       </w:r>
     </w:p>
     <w:p>
@@ -157,7 +157,349 @@
         <w:t xml:space="preserve"> </w:t>
       </w:r>
       <w:r>
-        <w:t xml:space="preserve">Fourteen studies (5 RCTs, 9 cohorts; 78,209 participants) were included. Catheter failure did not differ significantly between USG and landmark groups (k = 4; RR 1.23, 95% CI 0.99–1.51; p = 0.056; I</w:t>
+        <w:t xml:space="preserve">Fourteen studies (5 RCTs, 9 cohorts; 78,209 participants) were included. Catheter failure did not differ significantly between USG and landmark groups (k = 4; RR 1.23, 95% CI 0.99–1.51; p = 0.056); the result was sensitive to estimator choice and to single-study exclusion in post-hoc sensitivity analyses. Dwell time and extravasation could not be pooled due to substantial heterogeneity (I² = 91.9% and 95.7%, respectively) and were reported narratively. Infiltration showed no difference (k = 2; RR 0.68, 0.12–3.83). Four studies reporting favourable USG results were confounded by systematic differences in catheter length/type.</w:t>
+      </w:r>
+    </w:p>
+    <w:p>
+      <w:pPr>
+        <w:pStyle w:val="BodyText"/>
+      </w:pPr>
+      <w:r>
+        <w:rPr>
+          <w:b/>
+          <w:bCs/>
+        </w:rPr>
+        <w:t xml:space="preserve">Conclusions:</w:t>
+      </w:r>
+      <w:r>
+        <w:t xml:space="preserve"> </w:t>
+      </w:r>
+      <w:r>
+        <w:t xml:space="preserve">Current evidence does not demonstrate a consistent post-insertion advantage of USG over landmark PIVC placement, although a clinically meaningful effect cannot be excluded with the small evidence base. Observed dwell-time advantages in several studies appear at least partially attributable to differences in catheter length and material rather than to ultrasound guidance per se. Adequately powered RCTs that control for catheter specifications are needed before this question can be considered settled.</w:t>
+      </w:r>
+    </w:p>
+    <w:p>
+      <w:pPr>
+        <w:pStyle w:val="BodyText"/>
+      </w:pPr>
+      <w:r>
+        <w:rPr>
+          <w:b/>
+          <w:bCs/>
+        </w:rPr>
+        <w:t xml:space="preserve">Keywords:</w:t>
+      </w:r>
+      <w:r>
+        <w:t xml:space="preserve"> </w:t>
+      </w:r>
+      <w:r>
+        <w:t xml:space="preserve">peripheral intravenous catheter, ultrasound-guided, landmark, difficult intravenous access (DIVA), catheter failure, dwell time, extravasation, systematic review, meta-analysis</w:t>
+      </w:r>
+    </w:p>
+    <w:p>
+      <w:r>
+        <w:pict>
+          <v:rect style="width:0;height:1.5pt" o:hralign="center" o:hrstd="t" o:hr="t"/>
+        </w:pict>
+      </w:r>
+    </w:p>
+    <w:bookmarkEnd w:id="9"/>
+    <w:bookmarkStart w:id="10" w:name="introduction"/>
+    <w:p>
+      <w:pPr>
+        <w:pStyle w:val="Heading2"/>
+      </w:pPr>
+      <w:r>
+        <w:t xml:space="preserve">INTRODUCTION</w:t>
+      </w:r>
+    </w:p>
+    <w:p>
+      <w:pPr>
+        <w:pStyle w:val="FirstParagraph"/>
+      </w:pPr>
+      <w:r>
+        <w:t xml:space="preserve">Peripheral intravenous catheter (PIVC) insertion is the most commonly performed invasive procedure in hospitals worldwide, with an estimated one billion catheters placed annually across the globe.</w:t>
+      </w:r>
+      <w:r>
+        <w:rPr>
+          <w:vertAlign w:val="superscript"/>
+        </w:rPr>
+        <w:t xml:space="preserve">1</w:t>
+      </w:r>
+      <w:r>
+        <w:t xml:space="preserve"> </w:t>
+      </w:r>
+      <w:r>
+        <w:t xml:space="preserve">Despite its ubiquity, PIVC insertion remains a significant source of patient discomfort, procedural delay, and healthcare resource consumption, particularly among patients with difficult intravenous access (DIVA). Over the past two decades, ultrasound-guided (USG) PIVC insertion has emerged as a widely endorsed technique to improve cannulation success, especially when traditional landmark and palpation methods have failed.</w:t>
+      </w:r>
+      <w:r>
+        <w:rPr>
+          <w:vertAlign w:val="superscript"/>
+        </w:rPr>
+        <w:t xml:space="preserve">2,3</w:t>
+      </w:r>
+    </w:p>
+    <w:p>
+      <w:pPr>
+        <w:pStyle w:val="BodyText"/>
+      </w:pPr>
+      <w:r>
+        <w:t xml:space="preserve">The evidence supporting USG PIVC insertion has focused predominantly on insertion success metrics, including first-attempt success rates, overall success rates, number of attempts, and time to successful cannulation. Multiple systematic reviews and meta-analyses have demonstrated that USG improves first-attempt success and reduces the number of skin punctures compared with the landmark technique, findings that have driven the incorporation of USG PIVC into clinical practice guidelines and training curricula.</w:t>
+      </w:r>
+      <w:r>
+        <w:rPr>
+          <w:vertAlign w:val="superscript"/>
+        </w:rPr>
+        <w:t xml:space="preserve">4-6</w:t>
+      </w:r>
+      <w:r>
+        <w:t xml:space="preserve"> </w:t>
+      </w:r>
+      <w:r>
+        <w:t xml:space="preserve">However, successful insertion of a PIVC represents only the beginning of the device’s clinical lifecycle. Post-insertion outcomes – including catheter dwell time, catheter failure, phlebitis, infiltration, extravasation, occlusion, dislodgement, and catheter-related infection – are arguably of equal or greater clinical importance, as they determine the functional utility of the catheter and the need for replacement procedures.</w:t>
+      </w:r>
+    </w:p>
+    <w:p>
+      <w:pPr>
+        <w:pStyle w:val="BodyText"/>
+      </w:pPr>
+      <w:r>
+        <w:t xml:space="preserve">Despite the clinical relevance of post-insertion outcomes, no prior systematic review has specifically synthesised the evidence comparing post-insertion performance of USG versus landmark PIVCs. The assumption that improved insertion success will translate into improved catheter longevity and fewer complications has not been rigorously tested. Theoretical concerns exist that USG catheters, which often access deeper veins with standard-length catheters, may be at increased risk of mechanical complications such as infiltration and dislodgement due to a shorter intravenous catheter segment within the vessel lumen.</w:t>
+      </w:r>
+      <w:r>
+        <w:rPr>
+          <w:vertAlign w:val="superscript"/>
+        </w:rPr>
+        <w:t xml:space="preserve">7,8</w:t>
+      </w:r>
+    </w:p>
+    <w:p>
+      <w:pPr>
+        <w:pStyle w:val="BodyText"/>
+      </w:pPr>
+      <w:r>
+        <w:t xml:space="preserve">We therefore conducted a systematic review and meta-analysis to evaluate post-insertion outcomes of USG compared with landmark PIVC insertion. Our primary outcomes were catheter failure and dwell time. Secondary outcomes included infiltration, extravasation, phlebitis, occlusion, dislodgement, and catheter-related infection. We hypothesised that USG insertion would not confer a significant advantage in post-insertion catheter performance compared with landmark placement.</w:t>
+      </w:r>
+    </w:p>
+    <w:p>
+      <w:r>
+        <w:pict>
+          <v:rect style="width:0;height:1.5pt" o:hralign="center" o:hrstd="t" o:hr="t"/>
+        </w:pict>
+      </w:r>
+    </w:p>
+    <w:bookmarkEnd w:id="10"/>
+    <w:bookmarkStart w:id="17" w:name="methods"/>
+    <w:p>
+      <w:pPr>
+        <w:pStyle w:val="Heading2"/>
+      </w:pPr>
+      <w:r>
+        <w:t xml:space="preserve">METHODS</w:t>
+      </w:r>
+    </w:p>
+    <w:p>
+      <w:pPr>
+        <w:pStyle w:val="FirstParagraph"/>
+      </w:pPr>
+      <w:r>
+        <w:t xml:space="preserve">This systematic review and meta-analysis was conducted in accordance with the Preferred Reporting Items for Systematic Reviews and Meta-Analyses (PRISMA) 2020 guidelines and was prospectively registered in PROSPERO (CRD420261354170).</w:t>
+      </w:r>
+    </w:p>
+    <w:bookmarkStart w:id="11" w:name="search-strategy"/>
+    <w:p>
+      <w:pPr>
+        <w:pStyle w:val="Heading3"/>
+      </w:pPr>
+      <w:r>
+        <w:t xml:space="preserve">Search Strategy</w:t>
+      </w:r>
+    </w:p>
+    <w:p>
+      <w:pPr>
+        <w:pStyle w:val="FirstParagraph"/>
+      </w:pPr>
+      <w:r>
+        <w:t xml:space="preserve">A comprehensive literature search was performed across four electronic databases: PubMed (n = 530), Embase (n = 984), Cochrane CENTRAL (n = 68), and CINAHL (n = 50), yielding 1,632 total records. The search spanned from 1 January 2000 to 27 March 2026 and was restricted to English-language publications. Search terms combined controlled vocabulary and free-text keywords related to three conceptual domains: (1) peripheral intravenous catheterisation (e.g.,</w:t>
+      </w:r>
+      <w:r>
+        <w:t xml:space="preserve"> </w:t>
+      </w:r>
+      <w:r>
+        <w:t xml:space="preserve">“peripheral venous catheter,”</w:t>
+      </w:r>
+      <w:r>
+        <w:t xml:space="preserve"> </w:t>
+      </w:r>
+      <w:r>
+        <w:t xml:space="preserve">“intravenous cannulation,”</w:t>
+      </w:r>
+      <w:r>
+        <w:t xml:space="preserve"> </w:t>
+      </w:r>
+      <w:r>
+        <w:t xml:space="preserve">“PIVC”</w:t>
+      </w:r>
+      <w:r>
+        <w:t xml:space="preserve">); (2) ultrasound guidance (e.g.,</w:t>
+      </w:r>
+      <w:r>
+        <w:t xml:space="preserve"> </w:t>
+      </w:r>
+      <w:r>
+        <w:t xml:space="preserve">“ultrasonography,”</w:t>
+      </w:r>
+      <w:r>
+        <w:t xml:space="preserve"> </w:t>
+      </w:r>
+      <w:r>
+        <w:t xml:space="preserve">“ultrasound-guided,”</w:t>
+      </w:r>
+      <w:r>
+        <w:t xml:space="preserve"> </w:t>
+      </w:r>
+      <w:r>
+        <w:t xml:space="preserve">“echography”</w:t>
+      </w:r>
+      <w:r>
+        <w:t xml:space="preserve">); and (3) post-insertion outcomes (e.g.,</w:t>
+      </w:r>
+      <w:r>
+        <w:t xml:space="preserve"> </w:t>
+      </w:r>
+      <w:r>
+        <w:t xml:space="preserve">“catheter failure,”</w:t>
+      </w:r>
+      <w:r>
+        <w:t xml:space="preserve"> </w:t>
+      </w:r>
+      <w:r>
+        <w:t xml:space="preserve">“dwell time,”</w:t>
+      </w:r>
+      <w:r>
+        <w:t xml:space="preserve"> </w:t>
+      </w:r>
+      <w:r>
+        <w:t xml:space="preserve">“phlebitis,”</w:t>
+      </w:r>
+      <w:r>
+        <w:t xml:space="preserve"> </w:t>
+      </w:r>
+      <w:r>
+        <w:t xml:space="preserve">“infiltration,”</w:t>
+      </w:r>
+      <w:r>
+        <w:t xml:space="preserve"> </w:t>
+      </w:r>
+      <w:r>
+        <w:t xml:space="preserve">“extravasation,”</w:t>
+      </w:r>
+      <w:r>
+        <w:t xml:space="preserve"> </w:t>
+      </w:r>
+      <w:r>
+        <w:t xml:space="preserve">“complications”</w:t>
+      </w:r>
+      <w:r>
+        <w:t xml:space="preserve">). Reference lists of included studies and relevant systematic reviews were hand-searched to identify additional eligible records.</w:t>
+      </w:r>
+    </w:p>
+    <w:bookmarkEnd w:id="11"/>
+    <w:bookmarkStart w:id="12" w:name="study-selection"/>
+    <w:p>
+      <w:pPr>
+        <w:pStyle w:val="Heading3"/>
+      </w:pPr>
+      <w:r>
+        <w:t xml:space="preserve">Study Selection</w:t>
+      </w:r>
+    </w:p>
+    <w:p>
+      <w:pPr>
+        <w:pStyle w:val="FirstParagraph"/>
+      </w:pPr>
+      <w:r>
+        <w:t xml:space="preserve">After removal of 273 duplicates, 1,359 unique records underwent title and abstract screening by two reviewers (C.C.C. and M.W.) independently in Rayyan (Rayyan Systems Inc., Cambridge, MA, USA). Overall percent agreement was 95.8% (Cohen’s kappa = 0.330). Both reviewers concurrently excluded 1,287 records; 15 were both-reviewer includes; 57 records were single-reviewer includes (4 PI-only, 53 second-reviewer-only). Single-reviewer-include records underwent pre-specified second-pass title/abstract adjudication by the primary reviewer against the PROSPERO PICO; 53 were judged outside scope at this stage with documented reasons (first-attempt insertion outcome; midline/long-peripheral catheter; single-arm; unpublished protocol), and 4 advanced to full-text for confirmation. In total, 19 records advanced to full-text retrieval.</w:t>
+      </w:r>
+    </w:p>
+    <w:p>
+      <w:pPr>
+        <w:pStyle w:val="BodyText"/>
+      </w:pPr>
+      <w:r>
+        <w:t xml:space="preserve">All 19 records advancing to full-text consideration were retrieved and screened. After full-text review and consensus discussion, 14 studies met all inclusion criteria and were included in the final analysis. Five reports were excluded at the full-text stage: (1) Malik et al. — single-arm study without a comparator group; (2–3) two Avelar et al. reports — Portuguese-language full text not available with reliable translation; (4) one oncology-nurses report — unpublished at time of search; (5) Kleidon et al. (J Vasc Access, 2022) — duplicate report of the primary EPIC trial publication (Kleidon et al., JAMA Pediatrics, 2025), and Kleidon et al. (BJN, 2023) — trial-protocol-only publication of the same EPIC trial without post-insertion outcome data, both of which were excluded as overlapping reports of the single included EPIC primary publication. Two studies (Desai et al., 2018; Nishizawa et al., 2020) were not available through initial institutional access but were subsequently retrieved via interlibrary loan and included in the final analysis (see Supplementary Material S2).</w:t>
+      </w:r>
+    </w:p>
+    <w:bookmarkEnd w:id="12"/>
+    <w:bookmarkStart w:id="13" w:name="eligibility-criteria"/>
+    <w:p>
+      <w:pPr>
+        <w:pStyle w:val="Heading3"/>
+      </w:pPr>
+      <w:r>
+        <w:t xml:space="preserve">Eligibility Criteria</w:t>
+      </w:r>
+    </w:p>
+    <w:p>
+      <w:pPr>
+        <w:pStyle w:val="FirstParagraph"/>
+      </w:pPr>
+      <w:r>
+        <w:t xml:space="preserve">Studies were eligible for inclusion if they: (1) directly compared USG with landmark or palpation-guided PIVC insertion; (2) reported at least one post-insertion outcome, including dwell time, catheter failure, phlebitis, infiltration, occlusion, dislodgement, or catheter-related infection; (3) employed a randomised controlled trial (RCT) or comparative cohort design; (4) enrolled human participants; and (5) were published in English between 2000 and 2026.</w:t>
+      </w:r>
+    </w:p>
+    <w:bookmarkEnd w:id="13"/>
+    <w:bookmarkStart w:id="14" w:name="data-extraction"/>
+    <w:p>
+      <w:pPr>
+        <w:pStyle w:val="Heading3"/>
+      </w:pPr>
+      <w:r>
+        <w:t xml:space="preserve">Data Extraction</w:t>
+      </w:r>
+    </w:p>
+    <w:p>
+      <w:pPr>
+        <w:pStyle w:val="FirstParagraph"/>
+      </w:pPr>
+      <w:r>
+        <w:t xml:space="preserve">Data were extracted independently by two reviewers using a standardised form. Extracted variables included: study design, country, setting, sample size by group, participant age and population characteristics (adult vs. paediatric), DIVA status, catheter specifications (length, gauge, material), follow-up duration, and all reported post-insertion outcomes with their effect estimates and measures of variance. For studies reporting median and interquartile range, these were recorded as presented. Authors were not contacted for unpublished data.</w:t>
+      </w:r>
+    </w:p>
+    <w:bookmarkEnd w:id="14"/>
+    <w:bookmarkStart w:id="15" w:name="risk-of-bias-assessment"/>
+    <w:p>
+      <w:pPr>
+        <w:pStyle w:val="Heading3"/>
+      </w:pPr>
+      <w:r>
+        <w:t xml:space="preserve">Risk of Bias Assessment</w:t>
+      </w:r>
+    </w:p>
+    <w:p>
+      <w:pPr>
+        <w:pStyle w:val="FirstParagraph"/>
+      </w:pPr>
+      <w:r>
+        <w:t xml:space="preserve">Risk of bias for RCTs was assessed using the Cochrane Risk of Bias 2 (RoB 2) tool across five domains: randomisation process, deviations from intended interventions, missing outcome data, measurement of the outcome, and selection of the reported result. Each RCT was classified as low risk, some concerns, or high risk of bias. Observational studies were evaluated using the Newcastle-Ottawa Scale (NOS), with scores ranging from 0 to 9 stars across three domains: selection, comparability, and outcome.</w:t>
+      </w:r>
+    </w:p>
+    <w:bookmarkEnd w:id="15"/>
+    <w:bookmarkStart w:id="16" w:name="statistical-analysis"/>
+    <w:p>
+      <w:pPr>
+        <w:pStyle w:val="Heading3"/>
+      </w:pPr>
+      <w:r>
+        <w:t xml:space="preserve">Statistical Analysis</w:t>
+      </w:r>
+    </w:p>
+    <w:p>
+      <w:pPr>
+        <w:pStyle w:val="FirstParagraph"/>
+      </w:pPr>
+      <w:r>
+        <w:t xml:space="preserve">Random-effects meta-analyses were conducted using the DerSimonian-Laird method for outcomes reported by two or more studies with comparable definitions and populations. Risk ratios (RR) with 95% confidence intervals (CI) were calculated for dichotomous outcomes; mean differences (MD) with 95% CI were calculated for continuous outcomes. For studies reporting hazard ratios (HR), these were pooled separately. Statistical heterogeneity was assessed using the I</w:t>
       </w:r>
       <w:r>
         <w:rPr>
@@ -169,7 +511,55 @@
         <w:t xml:space="preserve"> </w:t>
       </w:r>
       <w:r>
-        <w:t xml:space="preserve">= 0%; REML+HKSJ post-hoc: RR 1.225, 1.005–1.493, p = 0.047). In</w:t>
+        <w:t xml:space="preserve">statistic, with values of 25%, 50%, and 75% representing low, moderate, and high heterogeneity, respectively. Outcomes with I</w:t>
+      </w:r>
+      <w:r>
+        <w:rPr>
+          <w:vertAlign w:val="superscript"/>
+        </w:rPr>
+        <w:t xml:space="preserve">2</w:t>
+      </w:r>
+      <w:r>
+        <w:t xml:space="preserve"> </w:t>
+      </w:r>
+      <w:r>
+        <w:t xml:space="preserve">exceeding 75% were not pooled and were described narratively.</w:t>
+      </w:r>
+    </w:p>
+    <w:p>
+      <w:pPr>
+        <w:pStyle w:val="BodyText"/>
+      </w:pPr>
+      <w:r>
+        <w:t xml:space="preserve">Prespecified subgroup analyses were conducted by age group (adult vs. paediatric) and study design (RCT vs. cohort). Sensitivity analyses were performed by restricting the analysis to RCTs only and by leave-one-out analysis to assess the influence of individual studies. Publication bias could not be formally assessed (e.g., by funnel plot or Egger’s test) because fewer than 10 studies contributed to any single pooled analysis. Studies identified as having major confounding by systematic differences in catheter type or length between groups were excluded from the primary meta-analysis and reported separately.</w:t>
+      </w:r>
+    </w:p>
+    <w:p>
+      <w:pPr>
+        <w:pStyle w:val="BodyText"/>
+      </w:pPr>
+      <w:r>
+        <w:t xml:space="preserve">All analyses were performed using R (version 4.x) with the meta and metafor packages. A two-sided p-value &lt; 0.05 was considered statistically significant.</w:t>
+      </w:r>
+    </w:p>
+    <w:p>
+      <w:pPr>
+        <w:pStyle w:val="BodyText"/>
+      </w:pPr>
+      <w:r>
+        <w:t xml:space="preserve">The DerSimonian-Laird estimator was the pre-specified primary approach in our PROSPERO protocol, reflecting standard practice in systematic reviews at the time of registration. After the initial analytic run, we recognised that with only 2–4 studies contributing to each outcome, DL standard errors are known to be anti-conservative and the resulting confidence intervals can be narrower than warranted.</w:t>
+      </w:r>
+      <w:r>
+        <w:rPr>
+          <w:vertAlign w:val="superscript"/>
+        </w:rPr>
+        <w:t xml:space="preserve">15</w:t>
+      </w:r>
+      <w:r>
+        <w:t xml:space="preserve"> </w:t>
+      </w:r>
+      <w:r>
+        <w:t xml:space="preserve">We therefore added a</w:t>
       </w:r>
       <w:r>
         <w:t xml:space="preserve"> </w:t>
@@ -185,7 +575,157 @@
         <w:t xml:space="preserve"> </w:t>
       </w:r>
       <w:r>
-        <w:t xml:space="preserve">design-stratified analyses, the borderline signal arose from the cohort studies (k = 2; RR 1.29, 1.02–1.63; p = 0.036) while RCT-only was flat (k = 2; RR 1.03, 0.66–1.61; p = 0.88; design interaction p = 0.37, underpowered). Leave-one-out showed dependence on the largest cohort (Saltarelli, 49.8% weight: excluding it attenuated the pooled estimate to RR 1.18, 0.88–1.58, p = 0.28). Dwell time and extravasation could not be pooled due to substantial heterogeneity (k = 3, I²=91.9%; k = 3, I²=95.7%) per the pre-specified I²&gt;75% rule and were reported narratively. Infiltration showed no difference (k = 2; RR 0.68, 0.12–3.83; I</w:t>
+        <w:t xml:space="preserve">sensitivity analysis using the restricted maximum likelihood (REML) estimator and the Hartung-Knapp-Sidik-Jonkman (HKSJ) confidence interval adjustment, which is the currently recommended approach for small-k random-effects meta-analyses. We retain DL as the pre-specified primary estimator (per PROSPERO) but explicitly flag that, where DL and HKSJ estimates straddle the conventional α = 0.05 threshold (as occurs for catheter failure: DL p = 0.056 vs HKSJ p = 0.047), interpretation should not hinge on either side of that threshold and the overall pattern of evidence should drive clinical inference rather than a single estimator’s significance.</w:t>
+      </w:r>
+    </w:p>
+    <w:p>
+      <w:r>
+        <w:pict>
+          <v:rect style="width:0;height:1.5pt" o:hralign="center" o:hrstd="t" o:hr="t"/>
+        </w:pict>
+      </w:r>
+    </w:p>
+    <w:bookmarkEnd w:id="16"/>
+    <w:bookmarkEnd w:id="17"/>
+    <w:bookmarkStart w:id="30" w:name="results"/>
+    <w:p>
+      <w:pPr>
+        <w:pStyle w:val="Heading2"/>
+      </w:pPr>
+      <w:r>
+        <w:t xml:space="preserve">RESULTS</w:t>
+      </w:r>
+    </w:p>
+    <w:bookmarkStart w:id="18" w:name="study-selection-1"/>
+    <w:p>
+      <w:pPr>
+        <w:pStyle w:val="Heading3"/>
+      </w:pPr>
+      <w:r>
+        <w:t xml:space="preserve">Study Selection</w:t>
+      </w:r>
+    </w:p>
+    <w:p>
+      <w:pPr>
+        <w:pStyle w:val="FirstParagraph"/>
+      </w:pPr>
+      <w:r>
+        <w:t xml:space="preserve">The search identified 1,632 records across four databases. After removing 273 duplicates, 1,359 unique records were screened by title and abstract; 1,287 were excluded by both reviewers, and 72 met a union-inclusion threshold of which 53 single-second-reviewer includes were excluded at second-pass title/abstract adjudication by the primary reviewer (per pre-specified consensus discussion procedure). The remaining 19 records advanced to full-text retrieval and screening; 5 were excluded at the full-text stage (1 single-arm comparator absent, 2 Portuguese language, 1 unpublished, 1 duplicate/protocol report of the same EPIC trial), and 14 studies met all inclusion criteria and were included in the qualitative synthesis. Of these, subsets contributed to individual meta-analyses depending on outcome reporting and eligibility for pooling (Figure 1 — PRISMA flow diagram).</w:t>
+      </w:r>
+    </w:p>
+    <w:bookmarkEnd w:id="18"/>
+    <w:bookmarkStart w:id="19" w:name="study-characteristics"/>
+    <w:p>
+      <w:pPr>
+        <w:pStyle w:val="Heading3"/>
+      </w:pPr>
+      <w:r>
+        <w:t xml:space="preserve">Study Characteristics</w:t>
+      </w:r>
+    </w:p>
+    <w:p>
+      <w:pPr>
+        <w:pStyle w:val="FirstParagraph"/>
+      </w:pPr>
+      <w:r>
+        <w:t xml:space="preserve">The 14 included studies comprised 5 RCTs and 9 cohort studies, enrolling a total of 78,209 participants (Table 1). Studies were conducted in Australia (n = 1), France (n = 1), India (n = 1), Italy (n = 2), Japan (n = 1), and the United States (n = 8). Seven studies enrolled adult participants and seven enrolled paediatric patients. Settings included the emergency department (n = 8), intensive care unit (n = 3), inpatient hospital setting (n = 2), and a quaternary children’s hospital (n = 1). Six studies specifically enrolled DIVA populations, while the remainder included patients of mixed or all difficulty levels.</w:t>
+      </w:r>
+    </w:p>
+    <w:p>
+      <w:pPr>
+        <w:pStyle w:val="BodyText"/>
+      </w:pPr>
+      <w:r>
+        <w:t xml:space="preserve">Full study characteristics are detailed in Table 1. Key features are summarised below.</w:t>
+      </w:r>
+    </w:p>
+    <w:p>
+      <w:pPr>
+        <w:pStyle w:val="BodyText"/>
+      </w:pPr>
+      <w:r>
+        <w:t xml:space="preserve">Among the five RCTs, Kleidon et al. (2025) conducted the EPIC trial in 164 paediatric patients (Australia); Bridey et al. (2018) randomised 114 adult ICU DIVA patients (France); Varghese et al. (2025) enrolled 90 paediatric ED patients with two-hour follow-up only (India); Leroux et al. (2023) enrolled 222 adult ED patients but was substantially underpowered (target 582, enrolled 223; USA); and Nishizawa et al. (2020) randomised 60 adult ICU DIVA patients to nurse-performed USG versus standard care (Japan), reporting post-insertion extravasation as a secondary outcome (13.6% vs 28.5%, p=0.394).</w:t>
+      </w:r>
+    </w:p>
+    <w:p>
+      <w:pPr>
+        <w:pStyle w:val="BodyText"/>
+      </w:pPr>
+      <w:r>
+        <w:t xml:space="preserve">Among the nine cohort studies, Feinsmith et al. (2021) was the largest (n=43,470 adult DIVA patients; USA). Shokoohi et al. (2019) prospectively followed 330 adult ED patients with 72-hour follow-up, achieving the highest NOS score (9/9). Cottrell et al. (2021) is notable as the only unconfounded study reporting significantly longer USG dwell time (mean 96.1 vs. 59.4 hours; p&lt;0.001) using identical catheter types in both groups, though USG cases were disproportionately classified as difficult (75% vs. 36%).</w:t>
+      </w:r>
+    </w:p>
+    <w:p>
+      <w:pPr>
+        <w:pStyle w:val="BodyText"/>
+      </w:pPr>
+      <w:r>
+        <w:t xml:space="preserve">Four cohort studies were identified as having major catheter-specification confounding (detailed in the section below): Dachepally et al. (2023), Paladini et al. (2018), Refosco et al. (2024), and Desai et al. (2018). In all four, USG catheters were systematically longer or of different material than comparator catheters, rendering outcome differences unattributable to ultrasound guidance alone.</w:t>
+      </w:r>
+    </w:p>
+    <w:bookmarkEnd w:id="19"/>
+    <w:bookmarkStart w:id="20" w:name="risk-of-bias"/>
+    <w:p>
+      <w:pPr>
+        <w:pStyle w:val="Heading3"/>
+      </w:pPr>
+      <w:r>
+        <w:t xml:space="preserve">Risk of Bias</w:t>
+      </w:r>
+    </w:p>
+    <w:p>
+      <w:pPr>
+        <w:pStyle w:val="FirstParagraph"/>
+      </w:pPr>
+      <w:r>
+        <w:t xml:space="preserve">Among the five RCTs, four were judged to have</w:t>
+      </w:r>
+      <w:r>
+        <w:t xml:space="preserve"> </w:t>
+      </w:r>
+      <w:r>
+        <w:t xml:space="preserve">“some concerns”</w:t>
+      </w:r>
+      <w:r>
+        <w:t xml:space="preserve"> </w:t>
+      </w:r>
+      <w:r>
+        <w:t xml:space="preserve">overall (Kleidon et al., 2025; Bridey et al., 2018; Varghese et al., 2025; Nishizawa et al., 2020), primarily related to performance bias inherent in open-label designs where blinding of the operator is not feasible. Leroux et al. (2023) was rated as high risk of bias due to substantial attrition and failure to reach the target sample size.</w:t>
+      </w:r>
+    </w:p>
+    <w:p>
+      <w:pPr>
+        <w:pStyle w:val="BodyText"/>
+      </w:pPr>
+      <w:r>
+        <w:t xml:space="preserve">Among the nine cohort studies, NOS scores ranged from 5 to 9 (Table 2). Shokoohi et al. (2019) achieved the maximum score of 9/9. Feinsmith et al. (2021), Dachepally et al. (2023), Paladini et al. (2018), Cottrell et al. (2021), and Refosco et al. (2024) each scored 6/9, with points deducted primarily in the comparability domain (catheter type confounding for Dachepally, Paladini, and Refosco; difficulty-classification imbalance for Cottrell). Favot et al. (2019), Saltarelli et al. (2015), and Desai et al. (2018) scored 5/9.</w:t>
+      </w:r>
+    </w:p>
+    <w:bookmarkEnd w:id="20"/>
+    <w:bookmarkStart w:id="26" w:name="meta-analysis-results"/>
+    <w:p>
+      <w:pPr>
+        <w:pStyle w:val="Heading3"/>
+      </w:pPr>
+      <w:r>
+        <w:t xml:space="preserve">Meta-Analysis Results</w:t>
+      </w:r>
+    </w:p>
+    <w:bookmarkStart w:id="21" w:name="primary-outcome-catheter-failure"/>
+    <w:p>
+      <w:pPr>
+        <w:pStyle w:val="Heading4"/>
+      </w:pPr>
+      <w:r>
+        <w:t xml:space="preserve">Primary Outcome: Catheter Failure</w:t>
+      </w:r>
+    </w:p>
+    <w:p>
+      <w:pPr>
+        <w:pStyle w:val="FirstParagraph"/>
+      </w:pPr>
+      <w:r>
+        <w:t xml:space="preserve">Four studies reported catheter failure or premature removal as a dichotomous outcome and were eligible for pooling (Kleidon et al., 2025; Leroux et al., 2023; Shokoohi et al., 2019; Saltarelli et al., 2015). The pooled random-effects RR was 1.23 (95% CI 0.995–1.508; p = 0.056; I</w:t>
       </w:r>
       <w:r>
         <w:rPr>
@@ -197,421 +737,7 @@
         <w:t xml:space="preserve"> </w:t>
       </w:r>
       <w:r>
-        <w:t xml:space="preserve">= 65.9%). Four studies reporting favourable USG results were confounded by systematic differences in catheter length/type.</w:t>
-      </w:r>
-    </w:p>
-    <w:p>
-      <w:pPr>
-        <w:pStyle w:val="BodyText"/>
-      </w:pPr>
-      <w:r>
-        <w:rPr>
-          <w:b/>
-          <w:bCs/>
-        </w:rPr>
-        <w:t xml:space="preserve">Conclusions:</w:t>
-      </w:r>
-      <w:r>
-        <w:t xml:space="preserve"> </w:t>
-      </w:r>
-      <w:r>
-        <w:t xml:space="preserve">Current evidence does not demonstrate a consistent post-insertion advantage of USG over landmark PIVC placement, although a clinically meaningful effect cannot be excluded with the small evidence base. Observed dwell-time advantages in several studies appear at least partially attributable to differences in catheter length and material rather than to ultrasound guidance per se. Adequately powered RCTs that control for catheter specifications are needed before this question can be considered settled.</w:t>
-      </w:r>
-    </w:p>
-    <w:p>
-      <w:pPr>
-        <w:pStyle w:val="BodyText"/>
-      </w:pPr>
-      <w:r>
-        <w:rPr>
-          <w:b/>
-          <w:bCs/>
-        </w:rPr>
-        <w:t xml:space="preserve">Keywords:</w:t>
-      </w:r>
-      <w:r>
-        <w:t xml:space="preserve"> </w:t>
-      </w:r>
-      <w:r>
-        <w:t xml:space="preserve">peripheral intravenous catheter, ultrasound-guided, landmark, difficult intravenous access (DIVA), catheter failure, dwell time, extravasation, systematic review, meta-analysis</w:t>
-      </w:r>
-    </w:p>
-    <w:p>
-      <w:r>
-        <w:pict>
-          <v:rect style="width:0;height:1.5pt" o:hralign="center" o:hrstd="t" o:hr="t"/>
-        </w:pict>
-      </w:r>
-    </w:p>
-    <w:bookmarkEnd w:id="9"/>
-    <w:bookmarkStart w:id="10" w:name="introduction"/>
-    <w:p>
-      <w:pPr>
-        <w:pStyle w:val="Heading2"/>
-      </w:pPr>
-      <w:r>
-        <w:t xml:space="preserve">INTRODUCTION</w:t>
-      </w:r>
-    </w:p>
-    <w:p>
-      <w:pPr>
-        <w:pStyle w:val="FirstParagraph"/>
-      </w:pPr>
-      <w:r>
-        <w:t xml:space="preserve">Peripheral intravenous catheter (PIVC) insertion is the most commonly performed invasive procedure in hospitals worldwide, with an estimated one billion catheters placed annually across the globe.</w:t>
-      </w:r>
-      <w:r>
-        <w:rPr>
-          <w:vertAlign w:val="superscript"/>
-        </w:rPr>
-        <w:t xml:space="preserve">1</w:t>
-      </w:r>
-      <w:r>
-        <w:t xml:space="preserve"> </w:t>
-      </w:r>
-      <w:r>
-        <w:t xml:space="preserve">Despite its ubiquity, PIVC insertion remains a significant source of patient discomfort, procedural delay, and healthcare resource consumption, particularly among patients with difficult intravenous access (DIVA). Over the past two decades, ultrasound-guided (USG) PIVC insertion has emerged as a widely endorsed technique to improve cannulation success, especially when traditional landmark and palpation methods have failed.</w:t>
-      </w:r>
-      <w:r>
-        <w:rPr>
-          <w:vertAlign w:val="superscript"/>
-        </w:rPr>
-        <w:t xml:space="preserve">2,3</w:t>
-      </w:r>
-    </w:p>
-    <w:p>
-      <w:pPr>
-        <w:pStyle w:val="BodyText"/>
-      </w:pPr>
-      <w:r>
-        <w:t xml:space="preserve">The evidence supporting USG PIVC insertion has focused predominantly on insertion success metrics, including first-attempt success rates, overall success rates, number of attempts, and time to successful cannulation. Multiple systematic reviews and meta-analyses have demonstrated that USG improves first-attempt success and reduces the number of skin punctures compared with the landmark technique, findings that have driven the incorporation of USG PIVC into clinical practice guidelines and training curricula.</w:t>
-      </w:r>
-      <w:r>
-        <w:rPr>
-          <w:vertAlign w:val="superscript"/>
-        </w:rPr>
-        <w:t xml:space="preserve">4-6</w:t>
-      </w:r>
-      <w:r>
-        <w:t xml:space="preserve"> </w:t>
-      </w:r>
-      <w:r>
-        <w:t xml:space="preserve">However, successful insertion of a PIVC represents only the beginning of the device’s clinical lifecycle. Post-insertion outcomes – including catheter dwell time, catheter failure, phlebitis, infiltration, extravasation, occlusion, dislodgement, and catheter-related infection – are arguably of equal or greater clinical importance, as they determine the functional utility of the catheter and the need for replacement procedures.</w:t>
-      </w:r>
-    </w:p>
-    <w:p>
-      <w:pPr>
-        <w:pStyle w:val="BodyText"/>
-      </w:pPr>
-      <w:r>
-        <w:t xml:space="preserve">Despite the clinical relevance of post-insertion outcomes, no prior systematic review has specifically synthesised the evidence comparing post-insertion performance of USG versus landmark PIVCs. The assumption that improved insertion success will translate into improved catheter longevity and fewer complications has not been rigorously tested. Theoretical concerns exist that USG catheters, which often access deeper veins with standard-length catheters, may be at increased risk of mechanical complications such as infiltration and dislodgement due to a shorter intravenous catheter segment within the vessel lumen.</w:t>
-      </w:r>
-      <w:r>
-        <w:rPr>
-          <w:vertAlign w:val="superscript"/>
-        </w:rPr>
-        <w:t xml:space="preserve">7,8</w:t>
-      </w:r>
-    </w:p>
-    <w:p>
-      <w:pPr>
-        <w:pStyle w:val="BodyText"/>
-      </w:pPr>
-      <w:r>
-        <w:t xml:space="preserve">We therefore conducted a systematic review and meta-analysis to evaluate post-insertion outcomes of USG compared with landmark PIVC insertion. Our primary outcomes were catheter failure and dwell time. Secondary outcomes included infiltration, extravasation, phlebitis, occlusion, dislodgement, and catheter-related infection. We hypothesised that USG insertion would not confer a significant advantage in post-insertion catheter performance compared with landmark placement.</w:t>
-      </w:r>
-    </w:p>
-    <w:p>
-      <w:r>
-        <w:pict>
-          <v:rect style="width:0;height:1.5pt" o:hralign="center" o:hrstd="t" o:hr="t"/>
-        </w:pict>
-      </w:r>
-    </w:p>
-    <w:bookmarkEnd w:id="10"/>
-    <w:bookmarkStart w:id="17" w:name="methods"/>
-    <w:p>
-      <w:pPr>
-        <w:pStyle w:val="Heading2"/>
-      </w:pPr>
-      <w:r>
-        <w:t xml:space="preserve">METHODS</w:t>
-      </w:r>
-    </w:p>
-    <w:p>
-      <w:pPr>
-        <w:pStyle w:val="FirstParagraph"/>
-      </w:pPr>
-      <w:r>
-        <w:t xml:space="preserve">This systematic review and meta-analysis was conducted in accordance with the Preferred Reporting Items for Systematic Reviews and Meta-Analyses (PRISMA) 2020 guidelines and was prospectively registered in PROSPERO (CRD420261354170).</w:t>
-      </w:r>
-    </w:p>
-    <w:bookmarkStart w:id="11" w:name="search-strategy"/>
-    <w:p>
-      <w:pPr>
-        <w:pStyle w:val="Heading3"/>
-      </w:pPr>
-      <w:r>
-        <w:t xml:space="preserve">Search Strategy</w:t>
-      </w:r>
-    </w:p>
-    <w:p>
-      <w:pPr>
-        <w:pStyle w:val="FirstParagraph"/>
-      </w:pPr>
-      <w:r>
-        <w:t xml:space="preserve">A comprehensive literature search was performed across four electronic databases: PubMed (n = 530), Embase (n = 984), Cochrane CENTRAL (n = 68), and CINAHL (n = 50), yielding 1,632 total records. The search spanned from 1 January 2000 to 27 March 2026 and was restricted to English-language publications. Search terms combined controlled vocabulary and free-text keywords related to three conceptual domains: (1) peripheral intravenous catheterisation (e.g.,</w:t>
-      </w:r>
-      <w:r>
-        <w:t xml:space="preserve"> </w:t>
-      </w:r>
-      <w:r>
-        <w:t xml:space="preserve">“peripheral venous catheter,”</w:t>
-      </w:r>
-      <w:r>
-        <w:t xml:space="preserve"> </w:t>
-      </w:r>
-      <w:r>
-        <w:t xml:space="preserve">“intravenous cannulation,”</w:t>
-      </w:r>
-      <w:r>
-        <w:t xml:space="preserve"> </w:t>
-      </w:r>
-      <w:r>
-        <w:t xml:space="preserve">“PIVC”</w:t>
-      </w:r>
-      <w:r>
-        <w:t xml:space="preserve">); (2) ultrasound guidance (e.g.,</w:t>
-      </w:r>
-      <w:r>
-        <w:t xml:space="preserve"> </w:t>
-      </w:r>
-      <w:r>
-        <w:t xml:space="preserve">“ultrasonography,”</w:t>
-      </w:r>
-      <w:r>
-        <w:t xml:space="preserve"> </w:t>
-      </w:r>
-      <w:r>
-        <w:t xml:space="preserve">“ultrasound-guided,”</w:t>
-      </w:r>
-      <w:r>
-        <w:t xml:space="preserve"> </w:t>
-      </w:r>
-      <w:r>
-        <w:t xml:space="preserve">“echography”</w:t>
-      </w:r>
-      <w:r>
-        <w:t xml:space="preserve">); and (3) post-insertion outcomes (e.g.,</w:t>
-      </w:r>
-      <w:r>
-        <w:t xml:space="preserve"> </w:t>
-      </w:r>
-      <w:r>
-        <w:t xml:space="preserve">“catheter failure,”</w:t>
-      </w:r>
-      <w:r>
-        <w:t xml:space="preserve"> </w:t>
-      </w:r>
-      <w:r>
-        <w:t xml:space="preserve">“dwell time,”</w:t>
-      </w:r>
-      <w:r>
-        <w:t xml:space="preserve"> </w:t>
-      </w:r>
-      <w:r>
-        <w:t xml:space="preserve">“phlebitis,”</w:t>
-      </w:r>
-      <w:r>
-        <w:t xml:space="preserve"> </w:t>
-      </w:r>
-      <w:r>
-        <w:t xml:space="preserve">“infiltration,”</w:t>
-      </w:r>
-      <w:r>
-        <w:t xml:space="preserve"> </w:t>
-      </w:r>
-      <w:r>
-        <w:t xml:space="preserve">“extravasation,”</w:t>
-      </w:r>
-      <w:r>
-        <w:t xml:space="preserve"> </w:t>
-      </w:r>
-      <w:r>
-        <w:t xml:space="preserve">“complications”</w:t>
-      </w:r>
-      <w:r>
-        <w:t xml:space="preserve">). Reference lists of included studies and relevant systematic reviews were hand-searched to identify additional eligible records.</w:t>
-      </w:r>
-    </w:p>
-    <w:bookmarkEnd w:id="11"/>
-    <w:bookmarkStart w:id="12" w:name="study-selection"/>
-    <w:p>
-      <w:pPr>
-        <w:pStyle w:val="Heading3"/>
-      </w:pPr>
-      <w:r>
-        <w:t xml:space="preserve">Study Selection</w:t>
-      </w:r>
-    </w:p>
-    <w:p>
-      <w:pPr>
-        <w:pStyle w:val="FirstParagraph"/>
-      </w:pPr>
-      <w:r>
-        <w:t xml:space="preserve">After removal of 273 duplicates, 1,359 unique records underwent title and abstract screening. Two reviewers (C.C.C. and M.W.) independently screened all records in duplicate using Rayyan (Rayyan Systems Inc., Cambridge, MA, USA). Overall percent agreement was 95.8% (Cohen’s kappa = 0.330,</w:t>
-      </w:r>
-      <w:r>
-        <w:rPr>
-          <w:vertAlign w:val="superscript"/>
-        </w:rPr>
-        <w:t xml:space="preserve">11</w:t>
-      </w:r>
-      <w:r>
-        <w:t xml:space="preserve"> </w:t>
-      </w:r>
-      <w:r>
-        <w:t xml:space="preserve">a value within the range commonly reported for systematic-review T/A screening under high exclusion prevalence). At the title/abstract stage, 1,287 records were excluded by both reviewers and 72 records met a union-inclusion threshold (i.e., were marked include by at least one reviewer): 15 were independently included by both reviewers, 4 were included only by the primary reviewer (C.C.C.) with the second reviewer (M.W.) marking exclude, and 53 were included only by the second reviewer with the primary reviewer marking exclude or maybe. Records with single-reviewer inclusion (n = 57; the 4 PI-only and 53 M.W.-only records) underwent a pre-specified second-pass title/abstract adjudication by the primary reviewer with explicit reference to the PICO criteria, in line with conservative consensus practice for systematic reviews where second-reviewer inclusion is over-inclusive at T/A; 53 were judged not to meet the PICO at title/abstract level (predominantly: first-attempt insertion success outcomes outside the post-insertion PICO, midline or long-peripheral catheter comparisons without a USG-vs-landmark contrast, single-arm designs, or unpublished protocols), and 4 were judged eligible for full-text retrieval pending further confirmation. Following this second-pass T/A adjudication, 19 records advanced to full-text retrieval (15 both-reviewer includes plus the 4 PI-only includes for which T/A judgement could not safely exclude without full-text inspection).</w:t>
-      </w:r>
-    </w:p>
-    <w:p>
-      <w:pPr>
-        <w:pStyle w:val="BodyText"/>
-      </w:pPr>
-      <w:r>
-        <w:t xml:space="preserve">All 19 records advancing to full-text consideration were retrieved and screened. After full-text review and consensus discussion, 14 studies met all inclusion criteria and were included in the final analysis. Five reports were excluded at the full-text stage: (1) Malik et al. — single-arm study without a comparator group; (2–3) two Avelar et al. reports — Portuguese-language full text not available with reliable translation; (4) one oncology-nurses report — unpublished at time of search; (5) Kleidon et al. (J Vasc Access, 2022) — duplicate report of the primary EPIC trial publication (Kleidon et al., JAMA Pediatrics, 2025), and Kleidon et al. (BJN, 2023) — trial-protocol-only publication of the same EPIC trial without post-insertion outcome data, both of which were excluded as overlapping reports of the single included EPIC primary publication. Two studies (Desai et al., 2018; Nishizawa et al., 2020) were not available through initial institutional access but were subsequently retrieved via interlibrary loan and included in the final analysis (see Supplementary Material S2).</w:t>
-      </w:r>
-    </w:p>
-    <w:bookmarkEnd w:id="12"/>
-    <w:bookmarkStart w:id="13" w:name="eligibility-criteria"/>
-    <w:p>
-      <w:pPr>
-        <w:pStyle w:val="Heading3"/>
-      </w:pPr>
-      <w:r>
-        <w:t xml:space="preserve">Eligibility Criteria</w:t>
-      </w:r>
-    </w:p>
-    <w:p>
-      <w:pPr>
-        <w:pStyle w:val="FirstParagraph"/>
-      </w:pPr>
-      <w:r>
-        <w:t xml:space="preserve">Studies were eligible for inclusion if they: (1) directly compared USG with landmark or palpation-guided PIVC insertion; (2) reported at least one post-insertion outcome, including dwell time, catheter failure, phlebitis, infiltration, occlusion, dislodgement, or catheter-related infection; (3) employed a randomised controlled trial (RCT) or comparative cohort design; (4) enrolled human participants; and (5) were published in English between 2000 and 2026.</w:t>
-      </w:r>
-    </w:p>
-    <w:bookmarkEnd w:id="13"/>
-    <w:bookmarkStart w:id="14" w:name="data-extraction"/>
-    <w:p>
-      <w:pPr>
-        <w:pStyle w:val="Heading3"/>
-      </w:pPr>
-      <w:r>
-        <w:t xml:space="preserve">Data Extraction</w:t>
-      </w:r>
-    </w:p>
-    <w:p>
-      <w:pPr>
-        <w:pStyle w:val="FirstParagraph"/>
-      </w:pPr>
-      <w:r>
-        <w:t xml:space="preserve">Data were extracted independently by two reviewers using a standardised form. Extracted variables included: study design, country, setting, sample size by group, participant age and population characteristics (adult vs. paediatric), DIVA status, catheter specifications (length, gauge, material), follow-up duration, and all reported post-insertion outcomes with their effect estimates and measures of variance. For studies reporting median and interquartile range, these were recorded as presented. Authors were not contacted for unpublished data.</w:t>
-      </w:r>
-    </w:p>
-    <w:bookmarkEnd w:id="14"/>
-    <w:bookmarkStart w:id="15" w:name="risk-of-bias-assessment"/>
-    <w:p>
-      <w:pPr>
-        <w:pStyle w:val="Heading3"/>
-      </w:pPr>
-      <w:r>
-        <w:t xml:space="preserve">Risk of Bias Assessment</w:t>
-      </w:r>
-    </w:p>
-    <w:p>
-      <w:pPr>
-        <w:pStyle w:val="FirstParagraph"/>
-      </w:pPr>
-      <w:r>
-        <w:t xml:space="preserve">Risk of bias for RCTs was assessed using the Cochrane Risk of Bias 2 (RoB 2) tool across five domains: randomisation process, deviations from intended interventions, missing outcome data, measurement of the outcome, and selection of the reported result. Each RCT was classified as low risk, some concerns, or high risk of bias. Observational studies were evaluated using the Newcastle-Ottawa Scale (NOS), with scores ranging from 0 to 9 stars across three domains: selection, comparability, and outcome.</w:t>
-      </w:r>
-    </w:p>
-    <w:bookmarkEnd w:id="15"/>
-    <w:bookmarkStart w:id="16" w:name="statistical-analysis"/>
-    <w:p>
-      <w:pPr>
-        <w:pStyle w:val="Heading3"/>
-      </w:pPr>
-      <w:r>
-        <w:t xml:space="preserve">Statistical Analysis</w:t>
-      </w:r>
-    </w:p>
-    <w:p>
-      <w:pPr>
-        <w:pStyle w:val="FirstParagraph"/>
-      </w:pPr>
-      <w:r>
-        <w:t xml:space="preserve">Random-effects meta-analyses were conducted using the DerSimonian-Laird method for outcomes reported by two or more studies with comparable definitions and populations. Risk ratios (RR) with 95% confidence intervals (CI) were calculated for dichotomous outcomes; mean differences (MD) with 95% CI were calculated for continuous outcomes. For studies reporting hazard ratios (HR), these were pooled separately. Statistical heterogeneity was assessed using the I</w:t>
-      </w:r>
-      <w:r>
-        <w:rPr>
-          <w:vertAlign w:val="superscript"/>
-        </w:rPr>
-        <w:t xml:space="preserve">2</w:t>
-      </w:r>
-      <w:r>
-        <w:t xml:space="preserve"> </w:t>
-      </w:r>
-      <w:r>
-        <w:t xml:space="preserve">statistic, with values of 25%, 50%, and 75% representing low, moderate, and high heterogeneity, respectively. Outcomes with I</w:t>
-      </w:r>
-      <w:r>
-        <w:rPr>
-          <w:vertAlign w:val="superscript"/>
-        </w:rPr>
-        <w:t xml:space="preserve">2</w:t>
-      </w:r>
-      <w:r>
-        <w:t xml:space="preserve"> </w:t>
-      </w:r>
-      <w:r>
-        <w:t xml:space="preserve">exceeding 75% were not pooled and were described narratively.</w:t>
-      </w:r>
-    </w:p>
-    <w:p>
-      <w:pPr>
-        <w:pStyle w:val="BodyText"/>
-      </w:pPr>
-      <w:r>
-        <w:t xml:space="preserve">Prespecified subgroup analyses were conducted by age group (adult vs. paediatric) and study design (RCT vs. cohort). Sensitivity analyses were performed by restricting the analysis to RCTs only and by leave-one-out analysis to assess the influence of individual studies. Publication bias could not be formally assessed (e.g., by funnel plot or Egger’s test) because fewer than 10 studies contributed to any single pooled analysis. Studies identified as having major confounding by systematic differences in catheter type or length between groups were excluded from the primary meta-analysis and reported separately.</w:t>
-      </w:r>
-    </w:p>
-    <w:p>
-      <w:pPr>
-        <w:pStyle w:val="BodyText"/>
-      </w:pPr>
-      <w:r>
-        <w:t xml:space="preserve">All analyses were performed using R (version 4.x) with the meta and metafor packages. A two-sided p-value &lt; 0.05 was considered statistically significant.</w:t>
-      </w:r>
-    </w:p>
-    <w:p>
-      <w:pPr>
-        <w:pStyle w:val="BodyText"/>
-      </w:pPr>
-      <w:r>
-        <w:t xml:space="preserve">The DerSimonian-Laird estimator was the pre-specified primary approach in our PROSPERO protocol, reflecting standard practice in systematic reviews at the time of registration. After the initial analytic run, we recognised that with only 2–4 studies contributing to each outcome, DL standard errors are known to be anti-conservative and the resulting confidence intervals can be narrower than warranted.</w:t>
-      </w:r>
-      <w:r>
-        <w:rPr>
-          <w:vertAlign w:val="superscript"/>
-        </w:rPr>
-        <w:t xml:space="preserve">15</w:t>
-      </w:r>
-      <w:r>
-        <w:t xml:space="preserve"> </w:t>
-      </w:r>
-      <w:r>
-        <w:t xml:space="preserve">We therefore added a</w:t>
+        <w:t xml:space="preserve">= 0%), indicating no statistically significant difference between USG and landmark groups (Figure 2). Although the lower bound rounds to 1.00 at two decimal places, the precise value (0.995) confirms that the confidence interval crossed unity. The point estimate favoured landmark insertion. In a</w:t>
       </w:r>
       <w:r>
         <w:t xml:space="preserve"> </w:t>
@@ -627,60 +753,7 @@
         <w:t xml:space="preserve"> </w:t>
       </w:r>
       <w:r>
-        <w:t xml:space="preserve">sensitivity analysis using the restricted maximum likelihood (REML) estimator and the Hartung-Knapp-Sidik-Jonkman (HKSJ) confidence interval adjustment, which is the currently recommended approach for small-k random-effects meta-analyses. We retain DL as the pre-specified primary estimator (per PROSPERO) but explicitly flag that, where DL and HKSJ estimates straddle the conventional α = 0.05 threshold (as occurs for catheter failure: DL p = 0.056 vs HKSJ p = 0.047), interpretation should not hinge on either side of that threshold and the overall pattern of evidence should drive clinical inference rather than a single estimator’s significance.</w:t>
-      </w:r>
-    </w:p>
-    <w:p>
-      <w:r>
-        <w:pict>
-          <v:rect style="width:0;height:1.5pt" o:hralign="center" o:hrstd="t" o:hr="t"/>
-        </w:pict>
-      </w:r>
-    </w:p>
-    <w:bookmarkEnd w:id="16"/>
-    <w:bookmarkEnd w:id="17"/>
-    <w:bookmarkStart w:id="30" w:name="results"/>
-    <w:p>
-      <w:pPr>
-        <w:pStyle w:val="Heading2"/>
-      </w:pPr>
-      <w:r>
-        <w:t xml:space="preserve">RESULTS</w:t>
-      </w:r>
-    </w:p>
-    <w:bookmarkStart w:id="18" w:name="study-selection-1"/>
-    <w:p>
-      <w:pPr>
-        <w:pStyle w:val="Heading3"/>
-      </w:pPr>
-      <w:r>
-        <w:t xml:space="preserve">Study Selection</w:t>
-      </w:r>
-    </w:p>
-    <w:p>
-      <w:pPr>
-        <w:pStyle w:val="FirstParagraph"/>
-      </w:pPr>
-      <w:r>
-        <w:t xml:space="preserve">The search identified 1,632 records across four databases. After removing 273 duplicates, 1,359 unique records were screened by title and abstract; 1,287 were excluded by both reviewers, and 72 met a union-inclusion threshold of which 53 single-second-reviewer includes were excluded at second-pass title/abstract adjudication by the primary reviewer (per pre-specified consensus discussion procedure). The remaining 19 records advanced to full-text retrieval and screening; 5 were excluded at the full-text stage (1 single-arm comparator absent, 2 Portuguese language, 1 unpublished, 1 duplicate/protocol report of the same EPIC trial), and 14 studies met all inclusion criteria and were included in the qualitative synthesis. Of these, subsets contributed to individual meta-analyses depending on outcome reporting and eligibility for pooling (Figure 1 — PRISMA flow diagram).</w:t>
-      </w:r>
-    </w:p>
-    <w:bookmarkEnd w:id="18"/>
-    <w:bookmarkStart w:id="19" w:name="study-characteristics"/>
-    <w:p>
-      <w:pPr>
-        <w:pStyle w:val="Heading3"/>
-      </w:pPr>
-      <w:r>
-        <w:t xml:space="preserve">Study Characteristics</w:t>
-      </w:r>
-    </w:p>
-    <w:p>
-      <w:pPr>
-        <w:pStyle w:val="FirstParagraph"/>
-      </w:pPr>
-      <w:r>
-        <w:t xml:space="preserve">The 14 included studies comprised 5 RCTs and 9 cohort studies, enrolling a total of 78,209 participants (Table 1). Studies were conducted in Australia (n = 1), France (n = 1), India (n = 1), Italy (n = 2), Japan (n = 1), and the United States (n = 8). Seven studies enrolled adult participants and seven enrolled paediatric patients. Settings included the emergency department (n = 8), intensive care unit (n = 3), inpatient hospital setting (n = 2), and a quaternary children’s hospital (n = 1). Six studies specifically enrolled DIVA populations, while the remainder included patients of mixed or all difficulty levels.</w:t>
+        <w:t xml:space="preserve">sensitivity analysis using the REML estimator and HKSJ confidence interval adjustment (not pre-specified in PROSPERO), the result was directionally consistent (RR 1.225, 95% CI 1.005–1.493; p = 0.047). The primary DL estimate (p = 0.056) and HKSJ sensitivity estimate (p = 0.047) both straddle the conventional α = 0.05 threshold, indicating that statistical significance is borderline and sensitive to estimator choice; clinical interpretation should therefore emphasise the point estimate and the overall pattern of evidence rather than significance alone. A fourth cohort study (Desai et al. 2018) was eligible by outcome but excluded from primary pooling due to selection bias and catheter length confounding.</w:t>
       </w:r>
     </w:p>
     <w:p>
@@ -688,7 +761,7 @@
         <w:pStyle w:val="BodyText"/>
       </w:pPr>
       <w:r>
-        <w:t xml:space="preserve">Full study characteristics are detailed in Table 1. Key features are summarised below.</w:t>
+        <w:t xml:space="preserve">Leave-one-out sensitivity analysis demonstrated that removing Kleidon et al. (2025) – the only paediatric study in this pool – shifted the estimate to RR 1.28 (95% CI 1.02–1.60; p = 0.032), while removing Saltarelli et al. (2015), the largest contributor at 49.8% random-effects weight, attenuated the estimate to RR 1.18 (95% CI 0.88–1.58; p = 0.28); the borderline catheter-failure result therefore depends substantially on the largest single study (Supplementary Table S4: leave-one-out for catheter failure).</w:t>
       </w:r>
     </w:p>
     <w:p>
@@ -696,100 +769,7 @@
         <w:pStyle w:val="BodyText"/>
       </w:pPr>
       <w:r>
-        <w:t xml:space="preserve">Among the five RCTs, Kleidon et al. (2025) conducted the EPIC trial in 164 paediatric patients (Australia); Bridey et al. (2018) randomised 114 adult ICU DIVA patients (France); Varghese et al. (2025) enrolled 90 paediatric ED patients with two-hour follow-up only (India); Leroux et al. (2023) enrolled 222 adult ED patients but was substantially underpowered (target 582, enrolled 223; USA); and Nishizawa et al. (2020) randomised 60 adult ICU DIVA patients to nurse-performed USG versus standard care (Japan), reporting post-insertion extravasation as a secondary outcome (13.6% vs 28.5%, p=0.394).</w:t>
-      </w:r>
-    </w:p>
-    <w:p>
-      <w:pPr>
-        <w:pStyle w:val="BodyText"/>
-      </w:pPr>
-      <w:r>
-        <w:t xml:space="preserve">Among the nine cohort studies, Feinsmith et al. (2021) was the largest (n=43,470 adult DIVA patients; USA). Shokoohi et al. (2019) prospectively followed 330 adult ED patients with 72-hour follow-up, achieving the highest NOS score (9/9). Cottrell et al. (2021) is notable as the only unconfounded study reporting significantly longer USG dwell time (mean 96.1 vs. 59.4 hours; p&lt;0.001) using identical catheter types in both groups, though USG cases were disproportionately classified as difficult (75% vs. 36%).</w:t>
-      </w:r>
-    </w:p>
-    <w:p>
-      <w:pPr>
-        <w:pStyle w:val="BodyText"/>
-      </w:pPr>
-      <w:r>
-        <w:t xml:space="preserve">Four cohort studies were identified as having major catheter-specification confounding (detailed in the section below): Dachepally et al. (2023), Paladini et al. (2018), Refosco et al. (2024), and Desai et al. (2018). In all four, USG catheters were systematically longer or of different material than comparator catheters, rendering outcome differences unattributable to ultrasound guidance alone.</w:t>
-      </w:r>
-    </w:p>
-    <w:bookmarkEnd w:id="19"/>
-    <w:bookmarkStart w:id="20" w:name="risk-of-bias"/>
-    <w:p>
-      <w:pPr>
-        <w:pStyle w:val="Heading3"/>
-      </w:pPr>
-      <w:r>
-        <w:t xml:space="preserve">Risk of Bias</w:t>
-      </w:r>
-    </w:p>
-    <w:p>
-      <w:pPr>
-        <w:pStyle w:val="FirstParagraph"/>
-      </w:pPr>
-      <w:r>
-        <w:t xml:space="preserve">Among the five RCTs, four were judged to have</w:t>
-      </w:r>
-      <w:r>
-        <w:t xml:space="preserve"> </w:t>
-      </w:r>
-      <w:r>
-        <w:t xml:space="preserve">“some concerns”</w:t>
-      </w:r>
-      <w:r>
-        <w:t xml:space="preserve"> </w:t>
-      </w:r>
-      <w:r>
-        <w:t xml:space="preserve">overall (Kleidon et al., 2025; Bridey et al., 2018; Varghese et al., 2025; Nishizawa et al., 2020), primarily related to performance bias inherent in open-label designs where blinding of the operator is not feasible. Leroux et al. (2023) was rated as high risk of bias due to substantial attrition and failure to reach the target sample size.</w:t>
-      </w:r>
-    </w:p>
-    <w:p>
-      <w:pPr>
-        <w:pStyle w:val="BodyText"/>
-      </w:pPr>
-      <w:r>
-        <w:t xml:space="preserve">Among the nine cohort studies, NOS scores ranged from 5 to 9 (Table 2). Shokoohi et al. (2019) achieved the maximum score of 9/9. Feinsmith et al. (2021), Dachepally et al. (2023), Paladini et al. (2018), Cottrell et al. (2021), and Refosco et al. (2024) each scored 6/9, with points deducted primarily in the comparability domain (catheter type confounding for Dachepally, Paladini, and Refosco; difficulty-classification imbalance for Cottrell). Favot et al. (2019), Saltarelli et al. (2015), and Desai et al. (2018) scored 5/9.</w:t>
-      </w:r>
-    </w:p>
-    <w:bookmarkEnd w:id="20"/>
-    <w:bookmarkStart w:id="26" w:name="meta-analysis-results"/>
-    <w:p>
-      <w:pPr>
-        <w:pStyle w:val="Heading3"/>
-      </w:pPr>
-      <w:r>
-        <w:t xml:space="preserve">Meta-Analysis Results</w:t>
-      </w:r>
-    </w:p>
-    <w:bookmarkStart w:id="21" w:name="primary-outcome-catheter-failure"/>
-    <w:p>
-      <w:pPr>
-        <w:pStyle w:val="Heading4"/>
-      </w:pPr>
-      <w:r>
-        <w:t xml:space="preserve">Primary Outcome: Catheter Failure</w:t>
-      </w:r>
-    </w:p>
-    <w:p>
-      <w:pPr>
-        <w:pStyle w:val="FirstParagraph"/>
-      </w:pPr>
-      <w:r>
-        <w:t xml:space="preserve">Four studies reported catheter failure or premature removal as a dichotomous outcome and were eligible for pooling (Kleidon et al., 2025; Leroux et al., 2023; Shokoohi et al., 2019; Saltarelli et al., 2015). The pooled random-effects RR was 1.23 (95% CI 0.995–1.508; p = 0.056; I</w:t>
-      </w:r>
-      <w:r>
-        <w:rPr>
-          <w:vertAlign w:val="superscript"/>
-        </w:rPr>
-        <w:t xml:space="preserve">2</w:t>
-      </w:r>
-      <w:r>
-        <w:t xml:space="preserve"> </w:t>
-      </w:r>
-      <w:r>
-        <w:t xml:space="preserve">= 0%), indicating no statistically significant difference between USG and landmark groups (Figure 2). Although the lower bound rounds to 1.00 at two decimal places, the precise value (0.995) confirms that the confidence interval crossed unity. The point estimate favoured landmark insertion. In a</w:t>
+        <w:t xml:space="preserve">A</w:t>
       </w:r>
       <w:r>
         <w:t xml:space="preserve"> </w:t>
@@ -805,7 +785,119 @@
         <w:t xml:space="preserve"> </w:t>
       </w:r>
       <w:r>
-        <w:t xml:space="preserve">sensitivity analysis using the REML estimator and HKSJ confidence interval adjustment (not pre-specified in PROSPERO), the result was directionally consistent (RR 1.225, 95% CI 1.005–1.493; p = 0.047). The primary DL estimate (p = 0.056) and HKSJ sensitivity estimate (p = 0.047) both straddle the conventional α = 0.05 threshold, indicating that statistical significance is borderline and sensitive to estimator choice; clinical interpretation should therefore emphasise the point estimate and the overall pattern of evidence rather than significance alone. A fourth cohort study (Desai et al. 2018) was eligible by outcome but excluded from primary pooling due to selection bias and catheter length confounding.</w:t>
+        <w:t xml:space="preserve">design-stratified analysis showed that the catheter-failure signal arose primarily from the cohort studies (k = 2; RR 1.29, 95% CI 1.02–1.63; p = 0.036), whereas the RCT-only estimate was essentially flat (k = 2; RR 1.03, 95% CI 0.66–1.61; p = 0.88). The design-by-effect interaction test was non-significant (p = 0.37); with only 2 studies in each design tier this comparison is severely underpowered. This pattern suggests that the overall estimate is influenced more by the cohort studies than by the RCTs.</w:t>
+      </w:r>
+    </w:p>
+    <w:bookmarkEnd w:id="21"/>
+    <w:bookmarkStart w:id="22" w:name="primary-outcome-dwell-time"/>
+    <w:p>
+      <w:pPr>
+        <w:pStyle w:val="Heading4"/>
+      </w:pPr>
+      <w:r>
+        <w:t xml:space="preserve">Primary Outcome: Dwell Time</w:t>
+      </w:r>
+    </w:p>
+    <w:p>
+      <w:pPr>
+        <w:pStyle w:val="FirstParagraph"/>
+      </w:pPr>
+      <w:r>
+        <w:t xml:space="preserve">Three studies reported dwell time in formats suitable for pooling (Kleidon et al., 2025; Leroux et al., 2023; Cottrell et al., 2021). However, pooling was precluded by substantial heterogeneity (I² = 91.9%; Figure 3). Kleidon et al. reported no difference (median 47.1 vs. 47.7 hours), Leroux et al. similarly found no difference (mean 23.5 vs. 24.7 hours; p = 0.808), while Cottrell et al. reported a significant 36.7-hour advantage favouring USG (mean 96.1 vs. 59.4 hours; p &lt; 0.001). The conflicting results likely reflect differences in populations, operator expertise, and clinical context: Cottrell et al. studied a specialised vascular access team with extensive USG experience in a paediatric setting, where USG may confer particular advantages due to the unique challenges of paediatric venous access. Narrative synthesis of these three unconfounded studies suggests that any dwell time benefit of USG may be setting-dependent and operator-dependent rather than a generalisable effect of the guidance modality. Two additional studies reporting dwell time (Refosco 2024, Desai 2018) were excluded from this analysis due to catheter length confounding.</w:t>
+      </w:r>
+    </w:p>
+    <w:bookmarkEnd w:id="22"/>
+    <w:bookmarkStart w:id="23" w:name="secondary-outcome-infiltration"/>
+    <w:p>
+      <w:pPr>
+        <w:pStyle w:val="Heading4"/>
+      </w:pPr>
+      <w:r>
+        <w:t xml:space="preserve">Secondary Outcome: Infiltration</w:t>
+      </w:r>
+    </w:p>
+    <w:p>
+      <w:pPr>
+        <w:pStyle w:val="FirstParagraph"/>
+      </w:pPr>
+      <w:r>
+        <w:t xml:space="preserve">Two studies reported infiltration rates (Varghese et al., 2025; Saltarelli et al., 2015). The pooled RR was 0.68 (95% CI 0.12–3.83; p = 0.67; I</w:t>
+      </w:r>
+      <w:r>
+        <w:rPr>
+          <w:vertAlign w:val="superscript"/>
+        </w:rPr>
+        <w:t xml:space="preserve">2</w:t>
+      </w:r>
+      <w:r>
+        <w:t xml:space="preserve"> </w:t>
+      </w:r>
+      <w:r>
+        <w:t xml:space="preserve">= 65.9%), indicating no significant difference with moderate-to-substantial heterogeneity (Figure 4). Notably, the two studies reported conflicting directions: Varghese et al. found a non-significant trend favouring USG (2.22% vs. 11.11%; p = 0.09), while Saltarelli et al. reported a non-significant trend against USG (7.6% vs. 5.9%; OR 1.31, 95% CI 0.92–1.88).</w:t>
+      </w:r>
+    </w:p>
+    <w:bookmarkEnd w:id="23"/>
+    <w:bookmarkStart w:id="24" w:name="secondary-outcome-extravasation"/>
+    <w:p>
+      <w:pPr>
+        <w:pStyle w:val="Heading4"/>
+      </w:pPr>
+      <w:r>
+        <w:t xml:space="preserve">Secondary Outcome: Extravasation</w:t>
+      </w:r>
+    </w:p>
+    <w:p>
+      <w:pPr>
+        <w:pStyle w:val="FirstParagraph"/>
+      </w:pPr>
+      <w:r>
+        <w:t xml:space="preserve">Three studies reported extravasation events (Bridey et al. 2018, Favot et al. 2019, Nishizawa et al. 2020); however, the fundamental incompatibility of their populations and outcome definitions precludes any meaningful pooled inference, and individual study results are the primary informative unit. Bridey et al. found extravasation as a reason for catheter removal in 34% of USG versus 18% of landmark catheters (p = 0.094) in an adult ICU setting. Favot et al. reported contrast extravasation rates of 4.1% with USG versus 0.21% with standard PIVCs (RR 19.4, 95% CI 10.6–35.6), confined to a highly specific high-pressure CT contrast injection context. Nishizawa et al. reported a directionally opposite finding (13.6% vs 28.5%, p = 0.394) in a small ICU RCT. A formal meta-analytic pooling was performed for completeness and yielded an uninterpretable summary estimate (RR 2.75, 95% CI 0.29–26.28; I²=95.7%), confirming statistical incompatibility; this figure should not be read as a meaningful effect estimate.</w:t>
+      </w:r>
+    </w:p>
+    <w:bookmarkEnd w:id="24"/>
+    <w:bookmarkStart w:id="25" w:name="Xe804cd1b9f89becaf0c55a521294c2faa4ca98c"/>
+    <w:p>
+      <w:pPr>
+        <w:pStyle w:val="Heading4"/>
+      </w:pPr>
+      <w:r>
+        <w:t xml:space="preserve">Time-to-event-adjacent estimates (not pooled)</w:t>
+      </w:r>
+    </w:p>
+    <w:p>
+      <w:pPr>
+        <w:pStyle w:val="FirstParagraph"/>
+      </w:pPr>
+      <w:r>
+        <w:t xml:space="preserve">Two studies reported effect estimates with a time-to-event component but using different statistical metrics, precluding meaningful meta-analytic pooling. Feinsmith et al. (2021) reported an adjusted hazard ratio (HR) of 0.91 (95% CI 0.87–0.95) favouring USG for catheter survival at 30 days, derived from a multivariable Cox proportional hazards model. Shokoohi et al. (2019) reported a premature removal risk ratio (RR) of 1.26 (95% CI 0.88–1.80) trending against USG at a fixed 72-hour follow-up window — a cumulative-incidence ratio rather than a hazard ratio. Because HR and fixed-window RR are conceptually different effect measures (the HR conditions on time-at-risk; the RR does not), an attempted pooling on the log-HR scale would mix incompatible quantities and risk producing a spuriously precise summary; we therefore present each study’s estimate individually (Figure 6) without a pooled summary statistic. Notably, the Feinsmith et al. Kaplan-Meier analysis revealed a time-dependent pattern: USG catheters performed slightly worse at 24 hours (survival 0.82 vs. 0.86) but better at 72 hours and beyond (survival 0.61 vs. 0.57), suggesting that initial vulnerability may be offset by longer-term durability in selected cases — a pattern that may also help explain why the 72-hour Shokoohi RR trends in the opposite direction from the 30-day Feinsmith adjusted HR.</w:t>
+      </w:r>
+    </w:p>
+    <w:bookmarkEnd w:id="25"/>
+    <w:bookmarkEnd w:id="26"/>
+    <w:bookmarkStart w:id="28" w:name="subgroup-and-sensitivity-analyses"/>
+    <w:p>
+      <w:pPr>
+        <w:pStyle w:val="Heading3"/>
+      </w:pPr>
+      <w:r>
+        <w:t xml:space="preserve">Subgroup and Sensitivity Analyses</w:t>
+      </w:r>
+    </w:p>
+    <w:bookmarkStart w:id="27" w:name="X45c870adac2c37dc9cf4f4443fc87240cdedafd"/>
+    <w:p>
+      <w:pPr>
+        <w:pStyle w:val="Heading4"/>
+      </w:pPr>
+      <w:r>
+        <w:t xml:space="preserve">Adult vs. Paediatric Subgroup (Catheter Failure)</w:t>
+      </w:r>
+    </w:p>
+    <w:p>
+      <w:pPr>
+        <w:pStyle w:val="FirstParagraph"/>
+      </w:pPr>
+      <w:r>
+        <w:t xml:space="preserve">Among adult studies (k = 3), the pooled RR was 1.28 (95% CI 1.02–1.60; p = 0.03), with the point estimate trending unfavourable to USG. Only one paediatric study (Kleidon et al., 2025) contributed to this outcome, with RR 0.95 suggesting no difference. The test for subgroup differences was not significant (p = 0.32), indicating that the observed adult-subgroup result should be interpreted as hypothesis-generating rather than confirmatory.</w:t>
       </w:r>
     </w:p>
     <w:p>
@@ -813,15 +905,19 @@
         <w:pStyle w:val="BodyText"/>
       </w:pPr>
       <w:r>
-        <w:t xml:space="preserve">Leave-one-out sensitivity analysis demonstrated that removal of Kleidon et al. (2025) – the only paediatric study contributing to this analysis – shifted the pooled estimate to RR 1.28 (95% CI 1.02–1.60; p = 0.032), achieving statistical significance unfavourable to USG. Conversely, removing Saltarelli et al. (2015), which contributed 49.8% of the random-effects weight as the largest cohort, attenuated the pooled estimate to RR 1.18 (95% CI 0.88–1.58; p = 0.28); the borderline catheter failure signal therefore depends substantially on the largest single study, a sensitivity that warrants explicit acknowledgement (Supplementary Table S4: leave-one-out for catheter failure).</w:t>
-      </w:r>
-    </w:p>
-    <w:p>
-      <w:pPr>
-        <w:pStyle w:val="BodyText"/>
-      </w:pPr>
-      <w:r>
-        <w:t xml:space="preserve">A</w:t>
+        <w:t xml:space="preserve">(See</w:t>
+      </w:r>
+      <w:r>
+        <w:t xml:space="preserve"> </w:t>
+      </w:r>
+      <w:r>
+        <w:t xml:space="preserve">“Primary Outcome: Catheter Failure”</w:t>
+      </w:r>
+      <w:r>
+        <w:t xml:space="preserve"> </w:t>
+      </w:r>
+      <w:r>
+        <w:t xml:space="preserve">above for the</w:t>
       </w:r>
       <w:r>
         <w:t xml:space="preserve"> </w:t>
@@ -837,17 +933,18 @@
         <w:t xml:space="preserve"> </w:t>
       </w:r>
       <w:r>
-        <w:t xml:space="preserve">design-stratified analysis (added in response to reviewer-style adversarial audit) showed that the catheter-failure signal arose primarily from the cohort studies (k = 2; RR 1.29, 95% CI 1.02–1.63; p = 0.036), whereas the RCT-only estimate was essentially flat (k = 2; RR 1.03, 95% CI 0.66–1.61; p = 0.88). The test for design-by-effect interaction was non-significant (p = 0.37); however, with only 2 studies in each design tier, this comparison is severely underpowered, and the qualitative observation that the borderline overall signal is driven by the cohort studies rather than the RCTs is itself reviewer-relevant and should be considered when interpreting the magnitude of any post-insertion disadvantage of USG.</w:t>
-      </w:r>
-    </w:p>
-    <w:bookmarkEnd w:id="21"/>
-    <w:bookmarkStart w:id="22" w:name="primary-outcome-dwell-time"/>
-    <w:p>
-      <w:pPr>
-        <w:pStyle w:val="Heading4"/>
-      </w:pPr>
-      <w:r>
-        <w:t xml:space="preserve">Primary Outcome: Dwell Time</w:t>
+        <w:t xml:space="preserve">design-stratified analysis [RCT-only vs cohort-only] and the leave-one-out sensitivity analysis showing dependence on the largest cohort study.)</w:t>
+      </w:r>
+    </w:p>
+    <w:bookmarkEnd w:id="27"/>
+    <w:bookmarkEnd w:id="28"/>
+    <w:bookmarkStart w:id="29" w:name="studies-with-major-confounding"/>
+    <w:p>
+      <w:pPr>
+        <w:pStyle w:val="Heading3"/>
+      </w:pPr>
+      <w:r>
+        <w:t xml:space="preserve">Studies with Major Confounding</w:t>
       </w:r>
     </w:p>
     <w:p>
@@ -855,17 +952,25 @@
         <w:pStyle w:val="FirstParagraph"/>
       </w:pPr>
       <w:r>
-        <w:t xml:space="preserve">Three studies reported dwell time in formats suitable for pooling (Kleidon et al., 2025; Leroux et al., 2023; Cottrell et al., 2021). However, pooling was precluded by substantial heterogeneity (I² = 91.9%; Figure 3). Kleidon et al. reported no difference (median 47.1 vs. 47.7 hours), Leroux et al. similarly found no difference (mean 23.5 vs. 24.7 hours; p = 0.808), while Cottrell et al. reported a significant 36.7-hour advantage favouring USG (mean 96.1 vs. 59.4 hours; p &lt; 0.001). The conflicting results likely reflect differences in populations, operator expertise, and clinical context: Cottrell et al. studied a specialised vascular access team with extensive USG experience in a paediatric setting, where USG may confer particular advantages due to the unique challenges of paediatric venous access. Narrative synthesis of these three unconfounded studies suggests that any dwell time benefit of USG may be setting-dependent and operator-dependent rather than a generalisable effect of the guidance modality. Two additional studies reporting dwell time (Refosco 2024, Desai 2018) were excluded from this analysis due to catheter length confounding.</w:t>
-      </w:r>
-    </w:p>
-    <w:bookmarkEnd w:id="22"/>
-    <w:bookmarkStart w:id="23" w:name="secondary-outcome-infiltration"/>
-    <w:p>
-      <w:pPr>
-        <w:pStyle w:val="Heading4"/>
-      </w:pPr>
-      <w:r>
-        <w:t xml:space="preserve">Secondary Outcome: Infiltration</w:t>
+        <w:t xml:space="preserve">Four studies were excluded from the primary pooled analyses due to systematic differences in catheter specifications between groups. Dachepally et al. (2023) reported dramatically longer dwell times for USG catheters (median 219 vs. 108 hours; HR 2.20, 95% CI 1.45–3.34) in a paediatric ICU setting, but USG catheters were exclusively 4.4 cm in length compared with 1.9–3.2 cm in the traditional group. Paladini et al. (2018) reported significantly longer dwell times (9.2 +/- 6.0 vs. 3.2 +/- 2.1 days; p &lt; 0.0001) and fewer complications (25% vs. 70%; p = 0.003) with USG, but USG catheters were 8 cm polyurethane cannulas placed via Seldinger technique versus short Teflon catheters in the landmark group. Refosco et al. (2024) reported longer dwell times (5.3 ± 4.0 vs. 2.5 ± 1.8 days; p &lt; 0.001) and fewer complications (34% vs. 70%; p &lt; 0.001) with USG in a paediatric ED, but USG cannulas were predominantly 64 mm long peripheral catheters compared with 19-32 mm short cannulas in the blind group. Desai et al. (2018) similarly reported longer Kaplan-Meier median survival with USG (143 vs 89 hours, log-rank p&lt;0.001) in a paediatric ED, but USG patients disproportionately had a history of difficult access (55% vs 7.2%) and the authors acknowledged that the majority of USG catheters were longer than traditional catheters. In all four studies, the observed benefits are more plausibly attributed to greater intravascular catheter length and catheter material – and, in Desai, selection bias – rather than to ultrasound guidance per se. In a sensitivity analysis including all studies reporting dwell time (adding Refosco and Desai to the confounded set), heterogeneity remained extreme.</w:t>
+      </w:r>
+    </w:p>
+    <w:p>
+      <w:r>
+        <w:pict>
+          <v:rect style="width:0;height:1.5pt" o:hralign="center" o:hrstd="t" o:hr="t"/>
+        </w:pict>
+      </w:r>
+    </w:p>
+    <w:bookmarkEnd w:id="29"/>
+    <w:bookmarkEnd w:id="30"/>
+    <w:bookmarkStart w:id="33" w:name="discussion"/>
+    <w:p>
+      <w:pPr>
+        <w:pStyle w:val="Heading2"/>
+      </w:pPr>
+      <w:r>
+        <w:t xml:space="preserve">DISCUSSION</w:t>
       </w:r>
     </w:p>
     <w:p>
@@ -873,7 +978,134 @@
         <w:pStyle w:val="FirstParagraph"/>
       </w:pPr>
       <w:r>
-        <w:t xml:space="preserve">Two studies reported infiltration rates (Varghese et al., 2025; Saltarelli et al., 2015). The pooled RR was 0.68 (95% CI 0.12–3.83; p = 0.67; I</w:t>
+        <w:t xml:space="preserve">This systematic review and meta-analysis is, to our knowledge, the first to specifically and comprehensively evaluate post-insertion outcomes of USG compared with landmark PIVC placement. Across 14 studies enrolling 78,209 participants, we found no statistically significant evidence that USG insertion improves catheter failure rates, dwell time, or other post-insertion complications. The pooled RR for catheter failure was 1.23 (95% CI 0.99–1.51; p = 0.056), a non-significant estimate with a point estimate above 1.0. Dwell time results were heterogeneous and could not be pooled (I² = 91.9%). These findings challenge the implicit assumption that the well-documented insertion benefits of USG translate into superior catheter performance after placement.</w:t>
+      </w:r>
+    </w:p>
+    <w:p>
+      <w:pPr>
+        <w:pStyle w:val="BodyText"/>
+      </w:pPr>
+      <w:r>
+        <w:t xml:space="preserve">The addition of Cottrell et al. (2021) introduced substantial heterogeneity into the dwell time analysis (I² = 91.9%), preventing meta-analytic pooling. This study’s positive finding – a 36.7-hour dwell time advantage for USG – is notable because it used identical catheter types in both groups, thus controlling for the catheter length confounding present in other positive studies. However, the Cottrell et al. finding should be interpreted in context: USG cases were disproportionately classified as difficult (75% vs. 36%), and the specialised vascular access team may have achieved superior catheter placement through vessel selection expertise rather than ultrasound guidance per se.</w:t>
+      </w:r>
+    </w:p>
+    <w:p>
+      <w:pPr>
+        <w:pStyle w:val="BodyText"/>
+      </w:pPr>
+      <w:r>
+        <w:t xml:space="preserve">Our results must be interpreted against the broader context of USG PIVC literature. Prior systematic reviews and meta-analyses have consistently demonstrated that USG improves first-attempt success rates and reduces the number of skin punctures, particularly in DIVA populations.</w:t>
+      </w:r>
+      <w:r>
+        <w:rPr>
+          <w:vertAlign w:val="superscript"/>
+        </w:rPr>
+        <w:t xml:space="preserve">4-6</w:t>
+      </w:r>
+      <w:r>
+        <w:t xml:space="preserve"> </w:t>
+      </w:r>
+      <w:r>
+        <w:t xml:space="preserve">These insertion benefits are clinically meaningful, as they reduce patient pain and procedural time. However, the post-insertion phase represents the majority of the catheter’s clinical lifecycle, and our findings did not detect a statistically significant post-insertion advantage for USG over landmark placement once the catheter is successfully sited (although our pre-specified analyses were not designed as a formal equivalence trial and we did not pre-define an equivalence margin). This distinction is important for clinical decision-making: USG should be valued for its ability to achieve venous access in difficult patients, but clinicians should not expect improved catheter longevity or reduced complication rates as a consequence of the guidance technique alone.</w:t>
+      </w:r>
+    </w:p>
+    <w:p>
+      <w:pPr>
+        <w:pStyle w:val="BodyText"/>
+      </w:pPr>
+      <w:r>
+        <w:t xml:space="preserve">A critical finding of this review is the identification of catheter length and type as likely confounders in studies reporting favourable USG outcomes. Dachepally et al. (2023), Paladini et al. (2018), Refosco et al. (2024), and Desai et al. (2018) demonstrated markedly superior outcomes with USG, but in all these studies, USG catheters were substantially longer than those in the comparator group. The addition of Nishizawa et al. (2020), an RCT in critically ill patients, supports the absence of meaningful post-insertion benefits even in a high-acuity DIVA population, while Desai et al. (2018) – once again – illustrates how catheter length confounding can produce apparent dwell-time benefits that do not survive methodological scrutiny. This confounding makes it impossible to attribute the observed benefits to ultrasound guidance rather than to the greater intravascular catheter length, which has been independently associated with improved catheter survival.</w:t>
+      </w:r>
+      <w:r>
+        <w:rPr>
+          <w:vertAlign w:val="superscript"/>
+        </w:rPr>
+        <w:t xml:space="preserve">9,10</w:t>
+      </w:r>
+    </w:p>
+    <w:p>
+      <w:pPr>
+        <w:pStyle w:val="BodyText"/>
+      </w:pPr>
+      <w:r>
+        <w:t xml:space="preserve">An important question arising from this observation is whether USG inherently induces the use of longer catheters. By visualising deeper, non-palpable veins – typically the brachial, basilic, or deep forearm veins at depths of 1.0 to 2.0 cm – USG cannulation often necessitates longer catheters to ensure an adequate intravascular segment.</w:t>
+      </w:r>
+      <w:r>
+        <w:rPr>
+          <w:vertAlign w:val="superscript"/>
+        </w:rPr>
+        <w:t xml:space="preserve">7</w:t>
+      </w:r>
+      <w:r>
+        <w:t xml:space="preserve"> </w:t>
+      </w:r>
+      <w:r>
+        <w:t xml:space="preserve">When a standard 4.5 cm catheter is inserted into a vessel at 1.5 cm depth at a 45-degree angle, the resulting intravascular length may be as little as 1.5 to 2.0 cm, leaving a substantial portion of the catheter in subcutaneous tissue.</w:t>
+      </w:r>
+      <w:r>
+        <w:rPr>
+          <w:vertAlign w:val="superscript"/>
+        </w:rPr>
+        <w:t xml:space="preserve">10</w:t>
+      </w:r>
+      <w:r>
+        <w:t xml:space="preserve"> </w:t>
+      </w:r>
+      <w:r>
+        <w:t xml:space="preserve">Pandurangadu et al. demonstrated that 100% of USG catheters failed when less than 30% of the catheter length resided within the vein.</w:t>
+      </w:r>
+      <w:r>
+        <w:rPr>
+          <w:vertAlign w:val="superscript"/>
+        </w:rPr>
+        <w:t xml:space="preserve">10</w:t>
+      </w:r>
+      <w:r>
+        <w:t xml:space="preserve"> </w:t>
+      </w:r>
+      <w:r>
+        <w:t xml:space="preserve">In this context, the superior outcomes observed in studies using longer catheters (4.4 cm in Dachepally et al.; 8 cm in Paladini et al.) may reflect the physical requirement of matching catheter length to vessel depth rather than an independent benefit of ultrasound guidance per se. This distinction has profound clinical implications: the benefit may not lie in</w:t>
+      </w:r>
+      <w:r>
+        <w:t xml:space="preserve"> </w:t>
+      </w:r>
+      <w:r>
+        <w:t xml:space="preserve">“seeing the vein”</w:t>
+      </w:r>
+      <w:r>
+        <w:t xml:space="preserve"> </w:t>
+      </w:r>
+      <w:r>
+        <w:t xml:space="preserve">during insertion, but rather in selecting an appropriately long catheter for the depth of the target vessel. The catheter-to-vein ratio, which van Loon et al. identified as a critical determinant of cannulation success with an optimal cut-off of approximately 0.41,</w:t>
+      </w:r>
+      <w:r>
+        <w:rPr>
+          <w:vertAlign w:val="superscript"/>
+        </w:rPr>
+        <w:t xml:space="preserve">9</w:t>
+      </w:r>
+      <w:r>
+        <w:t xml:space="preserve"> </w:t>
+      </w:r>
+      <w:r>
+        <w:t xml:space="preserve">may be equally important for post-insertion catheter survival. Future studies must therefore control for catheter specifications – including length, gauge, and material – to isolate the independent effect of the ultrasound guidance modality from the confounding effect of catheter selection.</w:t>
+      </w:r>
+    </w:p>
+    <w:bookmarkStart w:id="31" w:name="X67e62c85af8955fb3feec55aa34fe45dfdd3444"/>
+    <w:p>
+      <w:pPr>
+        <w:pStyle w:val="Heading3"/>
+      </w:pPr>
+      <w:r>
+        <w:t xml:space="preserve">Extravasation as a Potential Safety Signal</w:t>
+      </w:r>
+    </w:p>
+    <w:p>
+      <w:pPr>
+        <w:pStyle w:val="FirstParagraph"/>
+      </w:pPr>
+      <w:r>
+        <w:t xml:space="preserve">An exploratory extravasation signal emerges from three studies that warrants acknowledgment, while noting that the certainty of this evidence is very low (GRADE ⊕◯◯◯). Bridey et al. (2018) and Favot et al. (2019) reported numerically higher extravasation rates with USG, though the magnitude differed dramatically (RR 1.92 vs. 19.4); Nishizawa et al. (2020) reported a directionally opposite finding (13.6% vs. 28.5%). The extreme between-study heterogeneity (I</w:t>
       </w:r>
       <w:r>
         <w:rPr>
@@ -885,71 +1117,7 @@
         <w:t xml:space="preserve"> </w:t>
       </w:r>
       <w:r>
-        <w:t xml:space="preserve">= 65.9%), indicating no significant difference with moderate-to-substantial heterogeneity (Figure 4). Notably, the two studies reported conflicting directions: Varghese et al. found a non-significant trend favouring USG (2.22% vs. 11.11%; p = 0.09), while Saltarelli et al. reported a non-significant trend against USG (7.6% vs. 5.9%; OR 1.31, 95% CI 0.92–1.88).</w:t>
-      </w:r>
-    </w:p>
-    <w:bookmarkEnd w:id="23"/>
-    <w:bookmarkStart w:id="24" w:name="secondary-outcome-extravasation"/>
-    <w:p>
-      <w:pPr>
-        <w:pStyle w:val="Heading4"/>
-      </w:pPr>
-      <w:r>
-        <w:t xml:space="preserve">Secondary Outcome: Extravasation</w:t>
-      </w:r>
-    </w:p>
-    <w:p>
-      <w:pPr>
-        <w:pStyle w:val="FirstParagraph"/>
-      </w:pPr>
-      <w:r>
-        <w:t xml:space="preserve">Three studies reported extravasation events (Bridey et al. 2018, Favot et al. 2019, Nishizawa et al. 2020); however, the fundamental incompatibility of their populations and outcome definitions precludes any meaningful pooled inference, and individual study results are the primary informative unit. Bridey et al. found extravasation as a reason for catheter removal in 34% of USG versus 18% of landmark catheters (p = 0.094) in an adult ICU setting. Favot et al. reported contrast extravasation rates of 4.1% with USG versus 0.21% with standard PIVCs (RR 19.4, 95% CI 10.6–35.6), confined to a highly specific high-pressure CT contrast injection context. Nishizawa et al. reported a directionally opposite finding (13.6% vs 28.5%, p = 0.394) in a small ICU RCT. A formal meta-analytic pooling was performed for completeness and yielded an uninterpretable summary estimate (RR 2.75, 95% CI 0.29–26.28; I²=95.7%), confirming statistical incompatibility; this figure should not be read as a meaningful effect estimate.</w:t>
-      </w:r>
-    </w:p>
-    <w:bookmarkEnd w:id="24"/>
-    <w:bookmarkStart w:id="25" w:name="Xe804cd1b9f89becaf0c55a521294c2faa4ca98c"/>
-    <w:p>
-      <w:pPr>
-        <w:pStyle w:val="Heading4"/>
-      </w:pPr>
-      <w:r>
-        <w:t xml:space="preserve">Time-to-event-adjacent estimates (not pooled)</w:t>
-      </w:r>
-    </w:p>
-    <w:p>
-      <w:pPr>
-        <w:pStyle w:val="FirstParagraph"/>
-      </w:pPr>
-      <w:r>
-        <w:t xml:space="preserve">Two studies reported effect estimates with a time-to-event component but using different statistical metrics, precluding meaningful meta-analytic pooling. Feinsmith et al. (2021) reported an adjusted hazard ratio (HR) of 0.91 (95% CI 0.87–0.95) favouring USG for catheter survival at 30 days, derived from a multivariable Cox proportional hazards model. Shokoohi et al. (2019) reported a premature removal risk ratio (RR) of 1.26 (95% CI 0.88–1.80) trending against USG at a fixed 72-hour follow-up window — a cumulative-incidence ratio rather than a hazard ratio. Because HR and fixed-window RR are conceptually different effect measures (the HR conditions on time-at-risk; the RR does not), an attempted pooling on the log-HR scale would mix incompatible quantities and risk producing a spuriously precise summary; we therefore present each study’s estimate individually (Figure 6) without a pooled summary statistic. Notably, the Feinsmith et al. Kaplan-Meier analysis revealed a time-dependent pattern: USG catheters performed slightly worse at 24 hours (survival 0.82 vs. 0.86) but better at 72 hours and beyond (survival 0.61 vs. 0.57), suggesting that initial vulnerability may be offset by longer-term durability in selected cases — a pattern that may also help explain why the 72-hour Shokoohi RR trends in the opposite direction from the 30-day Feinsmith adjusted HR.</w:t>
-      </w:r>
-    </w:p>
-    <w:bookmarkEnd w:id="25"/>
-    <w:bookmarkEnd w:id="26"/>
-    <w:bookmarkStart w:id="28" w:name="subgroup-and-sensitivity-analyses"/>
-    <w:p>
-      <w:pPr>
-        <w:pStyle w:val="Heading3"/>
-      </w:pPr>
-      <w:r>
-        <w:t xml:space="preserve">Subgroup and Sensitivity Analyses</w:t>
-      </w:r>
-    </w:p>
-    <w:bookmarkStart w:id="27" w:name="X45c870adac2c37dc9cf4f4443fc87240cdedafd"/>
-    <w:p>
-      <w:pPr>
-        <w:pStyle w:val="Heading4"/>
-      </w:pPr>
-      <w:r>
-        <w:t xml:space="preserve">Adult vs. Paediatric Subgroup (Catheter Failure)</w:t>
-      </w:r>
-    </w:p>
-    <w:p>
-      <w:pPr>
-        <w:pStyle w:val="FirstParagraph"/>
-      </w:pPr>
-      <w:r>
-        <w:t xml:space="preserve">Among adult studies (k = 3), the pooled RR was 1.28 (95% CI 1.02–1.60; p = 0.03), with the point estimate trending unfavourable to USG. Only one paediatric study (Kleidon et al., 2025) contributed to this outcome, with RR 0.95 suggesting no difference. The test for subgroup differences was not significant (p = 0.32), indicating that the observed adult-subgroup result should be interpreted as hypothesis-generating rather than confirmatory.</w:t>
+        <w:t xml:space="preserve">= 95.7%) precluded meta-analytic pooling, and the directional inconsistency together with heterogeneity of outcome definitions means the extravasation data are best interpreted as hypothesis-generating, requiring confirmation in adequately powered prospective studies before clinical inferences can be drawn.</w:t>
       </w:r>
     </w:p>
     <w:p>
@@ -957,19 +1125,63 @@
         <w:pStyle w:val="BodyText"/>
       </w:pPr>
       <w:r>
-        <w:t xml:space="preserve">(See</w:t>
-      </w:r>
-      <w:r>
-        <w:t xml:space="preserve"> </w:t>
-      </w:r>
-      <w:r>
-        <w:t xml:space="preserve">“Primary Outcome: Catheter Failure”</w:t>
-      </w:r>
-      <w:r>
-        <w:t xml:space="preserve"> </w:t>
-      </w:r>
-      <w:r>
-        <w:t xml:space="preserve">above for the</w:t>
+        <w:t xml:space="preserve">The underlying biomechanics offer a plausible explanation. USG enables cannulation of deeper, non-palpable veins – typically at depths of 1.0 to 2.0 cm below the skin surface.</w:t>
+      </w:r>
+      <w:r>
+        <w:rPr>
+          <w:vertAlign w:val="superscript"/>
+        </w:rPr>
+        <w:t xml:space="preserve">7</w:t>
+      </w:r>
+      <w:r>
+        <w:t xml:space="preserve"> </w:t>
+      </w:r>
+      <w:r>
+        <w:t xml:space="preserve">When standard-length catheters (4.5 cm) are used at these depths, the angle of insertion required to reach the vessel results in a shorter intravascular catheter segment. Fields et al. demonstrated that vessel depth is inversely associated with USG catheter longevity, with deeper insertions at greater risk of failure.</w:t>
+      </w:r>
+      <w:r>
+        <w:rPr>
+          <w:vertAlign w:val="superscript"/>
+        </w:rPr>
+        <w:t xml:space="preserve">7</w:t>
+      </w:r>
+      <w:r>
+        <w:t xml:space="preserve"> </w:t>
+      </w:r>
+      <w:r>
+        <w:t xml:space="preserve">The short intravascular segment is susceptible to catheter tip migration with patient movement, particularly at flexion points such as the antecubital fossa. When the catheter tip migrates outside the vessel lumen, any infusate – but especially high-pressure contrast injections – can extravasate into the perivascular tissue.</w:t>
+      </w:r>
+    </w:p>
+    <w:p>
+      <w:pPr>
+        <w:pStyle w:val="BodyText"/>
+      </w:pPr>
+      <w:r>
+        <w:t xml:space="preserve">The dramatically elevated Favot et al. RR (19.4) for contrast extravasation likely reflects standard-length catheter vulnerability compounded by high-pressure injection during CT contrast administration; Bridey et al. observed a more modest but still concerning trend (34% vs 18%, p = 0.094) in an ICU setting where USG catheters were also larger gauge (18G vs 21G, p = 0.059), which may have contributed independently to vessel wall trauma.</w:t>
+      </w:r>
+    </w:p>
+    <w:p>
+      <w:pPr>
+        <w:pStyle w:val="BodyText"/>
+      </w:pPr>
+      <w:r>
+        <w:t xml:space="preserve">If this directionally inconsistent extravasation pattern is confirmed in adequately powered prospective studies, clinical practice may need to consider using appropriately longer catheters (e.g., 4.78 cm or longer) when USG is used to access deep veins, and particular caution may be warranted before using USG-placed standard-length PIVCs for high-pressure contrast injection. We frame this only as a hypothesis for prospective evaluation; the current evidence is too inconsistent to support a confirmed safety signal.</w:t>
+      </w:r>
+    </w:p>
+    <w:p>
+      <w:pPr>
+        <w:pStyle w:val="BodyText"/>
+      </w:pPr>
+      <w:r>
+        <w:t xml:space="preserve">The subgroup analysis by age group generated a hypothesis worth noting in the context of future research. Among adult studies (k = 3), the pooled RR was 1.28 (95% CI 1.02–1.60; p = 0.03), with the point estimate trending unfavourably for USG. A biomechanically plausible explanation exists: USG targets deeper veins that may be more prone to catheter tip migration with standard-length catheters. In contrast, the single paediatric study (Kleidon et al., 2025) showed no difference (RR 0.95). However, the subgroup interaction test was not significant (p = 0.32), the adult subgroup includes a conference abstract (Saltarelli et al., 2015) with limited methodological detail, and overall GRADE certainty is low. This result should therefore be characterised as an exploratory signal requiring confirmation in adequately powered prospective studies, rather than as evidence of harm.</w:t>
+      </w:r>
+    </w:p>
+    <w:p>
+      <w:pPr>
+        <w:pStyle w:val="BodyText"/>
+      </w:pPr>
+      <w:r>
+        <w:t xml:space="preserve">As reported above (Results, Catheter Failure), the</w:t>
       </w:r>
       <w:r>
         <w:t xml:space="preserve"> </w:t>
@@ -985,52 +1197,7 @@
         <w:t xml:space="preserve"> </w:t>
       </w:r>
       <w:r>
-        <w:t xml:space="preserve">design-stratified analysis [RCT-only vs cohort-only] and the leave-one-out sensitivity analysis showing dependence on the largest cohort study.)</w:t>
-      </w:r>
-    </w:p>
-    <w:bookmarkEnd w:id="27"/>
-    <w:bookmarkEnd w:id="28"/>
-    <w:bookmarkStart w:id="29" w:name="studies-with-major-confounding"/>
-    <w:p>
-      <w:pPr>
-        <w:pStyle w:val="Heading3"/>
-      </w:pPr>
-      <w:r>
-        <w:t xml:space="preserve">Studies with Major Confounding</w:t>
-      </w:r>
-    </w:p>
-    <w:p>
-      <w:pPr>
-        <w:pStyle w:val="FirstParagraph"/>
-      </w:pPr>
-      <w:r>
-        <w:t xml:space="preserve">Four studies were excluded from the primary pooled analyses due to systematic differences in catheter specifications between groups. Dachepally et al. (2023) reported dramatically longer dwell times for USG catheters (median 219 vs. 108 hours; HR 2.20, 95% CI 1.45–3.34) in a paediatric ICU setting, but USG catheters were exclusively 4.4 cm in length compared with 1.9–3.2 cm in the traditional group. Paladini et al. (2018) reported significantly longer dwell times (9.2 +/- 6.0 vs. 3.2 +/- 2.1 days; p &lt; 0.0001) and fewer complications (25% vs. 70%; p = 0.003) with USG, but USG catheters were 8 cm polyurethane cannulas placed via Seldinger technique versus short Teflon catheters in the landmark group. Refosco et al. (2024) reported longer dwell times (5.3 ± 4.0 vs. 2.5 ± 1.8 days; p &lt; 0.001) and fewer complications (34% vs. 70%; p &lt; 0.001) with USG in a paediatric ED, but USG cannulas were predominantly 64 mm long peripheral catheters compared with 19-32 mm short cannulas in the blind group. Desai et al. (2018) similarly reported longer Kaplan-Meier median survival with USG (143 vs 89 hours, log-rank p&lt;0.001) in a paediatric ED, but USG patients disproportionately had a history of difficult access (55% vs 7.2%) and the authors acknowledged that the majority of USG catheters were longer than traditional catheters. In all four studies, the observed benefits are more plausibly attributed to greater intravascular catheter length and catheter material – and, in Desai, selection bias – rather than to ultrasound guidance per se. In a sensitivity analysis including all studies reporting dwell time (adding Refosco and Desai to the confounded set), heterogeneity remained extreme.</w:t>
-      </w:r>
-    </w:p>
-    <w:p>
-      <w:r>
-        <w:pict>
-          <v:rect style="width:0;height:1.5pt" o:hralign="center" o:hrstd="t" o:hr="t"/>
-        </w:pict>
-      </w:r>
-    </w:p>
-    <w:bookmarkEnd w:id="29"/>
-    <w:bookmarkEnd w:id="30"/>
-    <w:bookmarkStart w:id="33" w:name="discussion"/>
-    <w:p>
-      <w:pPr>
-        <w:pStyle w:val="Heading2"/>
-      </w:pPr>
-      <w:r>
-        <w:t xml:space="preserve">DISCUSSION</w:t>
-      </w:r>
-    </w:p>
-    <w:p>
-      <w:pPr>
-        <w:pStyle w:val="FirstParagraph"/>
-      </w:pPr>
-      <w:r>
-        <w:t xml:space="preserve">This systematic review and meta-analysis is, to our knowledge, the first to specifically and comprehensively evaluate post-insertion outcomes of USG compared with landmark PIVC placement. Across 14 studies enrolling 78,209 participants, we found no statistically significant evidence that USG insertion improves catheter failure rates, dwell time, or other post-insertion complications. The pooled RR for catheter failure was 1.23 (95% CI 0.99–1.51; p = 0.056), a borderline non-significant result that, if anything, trended unfavourably for USG. Dwell time results were heterogeneous and could not be pooled (I² = 91.9%). These findings challenge the implicit assumption that the well-documented insertion benefits of USG translate into superior catheter performance after placement.</w:t>
+        <w:t xml:space="preserve">design-stratified analysis showed that the borderline overall failure signal arose from the cohort studies (RR 1.29, 95% CI 1.02–1.63) while the RCT-only estimate was flat (RR 1.03, 95% CI 0.66–1.61). The Feinsmith et al. (2021) study, while the largest cohort by sample size, is inherently subject to selection bias: patients who receive USG PIVCs are those who have already failed landmark attempts, representing a population with intrinsically more difficult venous access and potentially different catheter outcomes — illustrating one source of the divergence between cohort-driven and RCT-driven estimates.</w:t>
       </w:r>
     </w:p>
     <w:p>
@@ -1038,15 +1205,19 @@
         <w:pStyle w:val="BodyText"/>
       </w:pPr>
       <w:r>
-        <w:t xml:space="preserve">The addition of Cottrell et al. (2021) introduced substantial heterogeneity into the dwell time analysis (I² = 91.9%), preventing meta-analytic pooling. This study’s positive finding – a 36.7-hour dwell time advantage for USG – is notable because it used identical catheter types in both groups, thus controlling for the catheter length confounding present in other positive studies. However, the Cottrell et al. finding should be interpreted in context: USG cases were disproportionately classified as difficult (75% vs. 36%), and the specialised vascular access team may have achieved superior catheter placement through vessel selection expertise rather than ultrasound guidance per se.</w:t>
-      </w:r>
-    </w:p>
-    <w:p>
-      <w:pPr>
-        <w:pStyle w:val="BodyText"/>
-      </w:pPr>
-      <w:r>
-        <w:t xml:space="preserve">Our results must be interpreted against the broader context of USG PIVC literature. Prior systematic reviews and meta-analyses have consistently demonstrated that USG improves first-attempt success rates and reduces the number of skin punctures, particularly in DIVA populations.</w:t>
+        <w:t xml:space="preserve">This review has several important limitations. First, the evidence base is small and heterogeneous, comprising only five RCTs and nine cohort studies with varied populations, settings, outcome definitions, and follow-up durations. Second, inter-rater agreement for title/abstract screening was fair (Cohen’s kappa = 0.330; percent agreement 95.8%), reflecting the κ paradox under high exclusion prevalence</w:t>
+      </w:r>
+      <w:r>
+        <w:rPr>
+          <w:vertAlign w:val="superscript"/>
+        </w:rPr>
+        <w:t xml:space="preserve">11</w:t>
+      </w:r>
+      <w:r>
+        <w:t xml:space="preserve"> </w:t>
+      </w:r>
+      <w:r>
+        <w:t xml:space="preserve">rather than substantive disagreement. The 57 single-reviewer-include records were adjudicated by the primary reviewer in a pre-specified second-pass review against the PROSPERO PICO, with documented categorical exclusion reasons. Selection-bias risk was mitigated by cross-referencing against three prior USG-PIVC systematic reviews</w:t>
       </w:r>
       <w:r>
         <w:rPr>
@@ -1058,242 +1229,7 @@
         <w:t xml:space="preserve"> </w:t>
       </w:r>
       <w:r>
-        <w:t xml:space="preserve">These insertion benefits are clinically meaningful, as they reduce patient pain and procedural time. However, the post-insertion phase represents the majority of the catheter’s clinical lifecycle, and our findings did not detect a statistically significant post-insertion advantage for USG over landmark placement once the catheter is successfully sited (although our pre-specified analyses were not designed as a formal equivalence trial and we did not pre-define an equivalence margin). This distinction is important for clinical decision-making: USG should be valued for its ability to achieve venous access in difficult patients, but clinicians should not expect improved catheter longevity or reduced complication rates as a consequence of the guidance technique alone.</w:t>
-      </w:r>
-    </w:p>
-    <w:p>
-      <w:pPr>
-        <w:pStyle w:val="BodyText"/>
-      </w:pPr>
-      <w:r>
-        <w:t xml:space="preserve">A critical finding of this review is the identification of catheter length and type as likely confounders in studies reporting favourable USG outcomes. Dachepally et al. (2023), Paladini et al. (2018), Refosco et al. (2024), and Desai et al. (2018) demonstrated markedly superior outcomes with USG, but in all these studies, USG catheters were substantially longer than those in the comparator group. The addition of Nishizawa et al. (2020), an RCT in critically ill patients, supports the absence of meaningful post-insertion benefits even in a high-acuity DIVA population, while Desai et al. (2018) – once again – illustrates how catheter length confounding can produce apparent dwell-time benefits that do not survive methodological scrutiny. This confounding makes it impossible to attribute the observed benefits to ultrasound guidance rather than to the greater intravascular catheter length, which has been independently associated with improved catheter survival.</w:t>
-      </w:r>
-      <w:r>
-        <w:rPr>
-          <w:vertAlign w:val="superscript"/>
-        </w:rPr>
-        <w:t xml:space="preserve">9,10</w:t>
-      </w:r>
-    </w:p>
-    <w:p>
-      <w:pPr>
-        <w:pStyle w:val="BodyText"/>
-      </w:pPr>
-      <w:r>
-        <w:t xml:space="preserve">An important question arising from this observation is whether USG inherently induces the use of longer catheters. By visualising deeper, non-palpable veins – typically the brachial, basilic, or deep forearm veins at depths of 1.0 to 2.0 cm – USG cannulation often necessitates longer catheters to ensure an adequate intravascular segment.</w:t>
-      </w:r>
-      <w:r>
-        <w:rPr>
-          <w:vertAlign w:val="superscript"/>
-        </w:rPr>
-        <w:t xml:space="preserve">7</w:t>
-      </w:r>
-      <w:r>
-        <w:t xml:space="preserve"> </w:t>
-      </w:r>
-      <w:r>
-        <w:t xml:space="preserve">When a standard 4.5 cm catheter is inserted into a vessel at 1.5 cm depth at a 45-degree angle, the resulting intravascular length may be as little as 1.5 to 2.0 cm, leaving a substantial portion of the catheter in subcutaneous tissue.</w:t>
-      </w:r>
-      <w:r>
-        <w:rPr>
-          <w:vertAlign w:val="superscript"/>
-        </w:rPr>
-        <w:t xml:space="preserve">10</w:t>
-      </w:r>
-      <w:r>
-        <w:t xml:space="preserve"> </w:t>
-      </w:r>
-      <w:r>
-        <w:t xml:space="preserve">Pandurangadu et al. demonstrated that 100% of USG catheters failed when less than 30% of the catheter length resided within the vein.</w:t>
-      </w:r>
-      <w:r>
-        <w:rPr>
-          <w:vertAlign w:val="superscript"/>
-        </w:rPr>
-        <w:t xml:space="preserve">10</w:t>
-      </w:r>
-      <w:r>
-        <w:t xml:space="preserve"> </w:t>
-      </w:r>
-      <w:r>
-        <w:t xml:space="preserve">In this context, the superior outcomes observed in studies using longer catheters (4.4 cm in Dachepally et al.; 8 cm in Paladini et al.) may reflect the physical requirement of matching catheter length to vessel depth rather than an independent benefit of ultrasound guidance per se. This distinction has profound clinical implications: the benefit may not lie in</w:t>
-      </w:r>
-      <w:r>
-        <w:t xml:space="preserve"> </w:t>
-      </w:r>
-      <w:r>
-        <w:t xml:space="preserve">“seeing the vein”</w:t>
-      </w:r>
-      <w:r>
-        <w:t xml:space="preserve"> </w:t>
-      </w:r>
-      <w:r>
-        <w:t xml:space="preserve">during insertion, but rather in selecting an appropriately long catheter for the depth of the target vessel. The catheter-to-vein ratio, which van Loon et al. identified as a critical determinant of cannulation success with an optimal cut-off of approximately 0.41,</w:t>
-      </w:r>
-      <w:r>
-        <w:rPr>
-          <w:vertAlign w:val="superscript"/>
-        </w:rPr>
-        <w:t xml:space="preserve">9</w:t>
-      </w:r>
-      <w:r>
-        <w:t xml:space="preserve"> </w:t>
-      </w:r>
-      <w:r>
-        <w:t xml:space="preserve">may be equally important for post-insertion catheter survival. Future studies must therefore control for catheter specifications – including length, gauge, and material – to isolate the independent effect of the ultrasound guidance modality from the confounding effect of catheter selection.</w:t>
-      </w:r>
-    </w:p>
-    <w:bookmarkStart w:id="31" w:name="X67e62c85af8955fb3feec55aa34fe45dfdd3444"/>
-    <w:p>
-      <w:pPr>
-        <w:pStyle w:val="Heading3"/>
-      </w:pPr>
-      <w:r>
-        <w:t xml:space="preserve">Extravasation as a Potential Safety Signal</w:t>
-      </w:r>
-    </w:p>
-    <w:p>
-      <w:pPr>
-        <w:pStyle w:val="FirstParagraph"/>
-      </w:pPr>
-      <w:r>
-        <w:t xml:space="preserve">An exploratory extravasation signal emerges from three studies that warrants acknowledgment, while noting that the certainty of this evidence is very low (GRADE ⊕◯◯◯). Bridey et al. (2018) and Favot et al. (2019) reported numerically higher extravasation rates with USG, though the magnitude differed dramatically (RR 1.92 vs. 19.4); Nishizawa et al. (2020) reported a directionally opposite finding (13.6% vs. 28.5%). The extreme between-study heterogeneity (I</w:t>
-      </w:r>
-      <w:r>
-        <w:rPr>
-          <w:vertAlign w:val="superscript"/>
-        </w:rPr>
-        <w:t xml:space="preserve">2</w:t>
-      </w:r>
-      <w:r>
-        <w:t xml:space="preserve"> </w:t>
-      </w:r>
-      <w:r>
-        <w:t xml:space="preserve">= 95.7%) precluded meta-analytic pooling, and the directional inconsistency together with heterogeneity of outcome definitions means the extravasation data are best interpreted as hypothesis-generating, requiring confirmation in adequately powered prospective studies before clinical inferences can be drawn.</w:t>
-      </w:r>
-    </w:p>
-    <w:p>
-      <w:pPr>
-        <w:pStyle w:val="BodyText"/>
-      </w:pPr>
-      <w:r>
-        <w:t xml:space="preserve">The underlying biomechanics offer a plausible explanation. USG enables cannulation of deeper, non-palpable veins – typically at depths of 1.0 to 2.0 cm below the skin surface.</w:t>
-      </w:r>
-      <w:r>
-        <w:rPr>
-          <w:vertAlign w:val="superscript"/>
-        </w:rPr>
-        <w:t xml:space="preserve">7</w:t>
-      </w:r>
-      <w:r>
-        <w:t xml:space="preserve"> </w:t>
-      </w:r>
-      <w:r>
-        <w:t xml:space="preserve">When standard-length catheters (4.5 cm) are used at these depths, the angle of insertion required to reach the vessel results in a shorter intravascular catheter segment. Fields et al. demonstrated that vessel depth is inversely associated with USG catheter longevity, with deeper insertions at greater risk of failure.</w:t>
-      </w:r>
-      <w:r>
-        <w:rPr>
-          <w:vertAlign w:val="superscript"/>
-        </w:rPr>
-        <w:t xml:space="preserve">7</w:t>
-      </w:r>
-      <w:r>
-        <w:t xml:space="preserve"> </w:t>
-      </w:r>
-      <w:r>
-        <w:t xml:space="preserve">The short intravascular segment is susceptible to catheter tip migration with patient movement, particularly at flexion points such as the antecubital fossa. When the catheter tip migrates outside the vessel lumen, any infusate – but especially high-pressure contrast injections – can extravasate into the perivascular tissue.</w:t>
-      </w:r>
-    </w:p>
-    <w:p>
-      <w:pPr>
-        <w:pStyle w:val="BodyText"/>
-      </w:pPr>
-      <w:r>
-        <w:t xml:space="preserve">The dramatically elevated Favot et al. RR (19.4) for contrast extravasation likely reflects standard-length catheter vulnerability compounded by high-pressure injection during CT contrast administration; Bridey et al. observed a more modest but still concerning trend (34% vs 18%, p = 0.094) in an ICU setting where USG catheters were also larger gauge (18G vs 21G, p = 0.059), which may have contributed independently to vessel wall trauma.</w:t>
-      </w:r>
-    </w:p>
-    <w:p>
-      <w:pPr>
-        <w:pStyle w:val="BodyText"/>
-      </w:pPr>
-      <w:r>
-        <w:t xml:space="preserve">If this directionally inconsistent extravasation pattern is confirmed in adequately powered prospective studies, clinical practice may need to consider using appropriately longer catheters (e.g., 4.78 cm or longer) when USG is used to access deep veins, and particular caution may be warranted before using USG-placed standard-length PIVCs for high-pressure contrast injection. We frame this only as a hypothesis for prospective evaluation; the current evidence is too inconsistent to support a confirmed safety signal.</w:t>
-      </w:r>
-    </w:p>
-    <w:p>
-      <w:pPr>
-        <w:pStyle w:val="BodyText"/>
-      </w:pPr>
-      <w:r>
-        <w:t xml:space="preserve">The subgroup analysis by age group generated a hypothesis worth noting in the context of future research. Among adult studies (k = 3), the pooled RR was 1.28 (95% CI 1.02–1.60; p = 0.03), with the point estimate trending unfavourably for USG. A biomechanically plausible explanation exists: USG targets deeper veins that may be more prone to catheter tip migration with standard-length catheters. In contrast, the single paediatric study (Kleidon et al., 2025) showed no difference (RR 0.95). However, the subgroup interaction test was not significant (p = 0.32), the adult subgroup includes a conference abstract (Saltarelli et al., 2015) with limited methodological detail, and overall GRADE certainty is low. This result should therefore be characterised as an exploratory signal requiring confirmation in adequately powered prospective studies, rather than as evidence of harm.</w:t>
-      </w:r>
-    </w:p>
-    <w:p>
-      <w:pPr>
-        <w:pStyle w:val="BodyText"/>
-      </w:pPr>
-      <w:r>
-        <w:t xml:space="preserve">As reported above (Results, Catheter Failure), the</w:t>
-      </w:r>
-      <w:r>
-        <w:t xml:space="preserve"> </w:t>
-      </w:r>
-      <w:r>
-        <w:rPr>
-          <w:i/>
-          <w:iCs/>
-        </w:rPr>
-        <w:t xml:space="preserve">post-hoc</w:t>
-      </w:r>
-      <w:r>
-        <w:t xml:space="preserve"> </w:t>
-      </w:r>
-      <w:r>
-        <w:t xml:space="preserve">design-stratified analysis showed that the borderline overall failure signal arose from the cohort studies (RR 1.29, 95% CI 1.02–1.63) while the RCT-only estimate was flat (RR 1.03, 95% CI 0.66–1.61). The Feinsmith et al. (2021) study, while the largest cohort by sample size, is inherently subject to selection bias: patients who receive USG PIVCs are those who have already failed landmark attempts, representing a population with intrinsically more difficult venous access and potentially different catheter outcomes — illustrating one source of the divergence between cohort-driven and RCT-driven estimates.</w:t>
-      </w:r>
-    </w:p>
-    <w:p>
-      <w:pPr>
-        <w:pStyle w:val="BodyText"/>
-      </w:pPr>
-      <w:r>
-        <w:t xml:space="preserve">This review has several important limitations. First, the evidence base is small and heterogeneous, comprising only five RCTs and nine cohort studies with varied populations, settings, outcome definitions, and follow-up durations. Second, inter-rater agreement for screening was fair (Cohen’s kappa = 0.330; percent agreement 95.8%), which falls within the range commonly reported for systematic review title/abstract screening under high exclusion prevalence (98.5% exclusion rate). The relatively low κ reflects the well-described κ paradox in highly imbalanced screening datasets rather than substantive disagreement on the studies that ultimately mattered. All 57 single-reviewer-include records were adjudicated by the primary reviewer in a pre-specified second-pass title/abstract review using PICO criteria documented in the PROSPERO protocol; the categorical exclusion reasons (first-attempt insertion success rather than post-insertion outcomes; midline or long-peripheral catheters rather than peripheral IVCs; single-arm designs; or unpublished protocols) were each within-PICO violations identifiable from the abstract. To guard against selection bias from this single-reviewer adjudication, we (a) cross-referenced our included set against four prior systematic reviews on this topic (Egan 2013;</w:t>
-      </w:r>
-      <w:r>
-        <w:rPr>
-          <w:vertAlign w:val="superscript"/>
-        </w:rPr>
-        <w:t xml:space="preserve">4</w:t>
-      </w:r>
-      <w:r>
-        <w:t xml:space="preserve"> </w:t>
-      </w:r>
-      <w:r>
-        <w:t xml:space="preserve">Stolz 2015;</w:t>
-      </w:r>
-      <w:r>
-        <w:rPr>
-          <w:vertAlign w:val="superscript"/>
-        </w:rPr>
-        <w:t xml:space="preserve">5</w:t>
-      </w:r>
-      <w:r>
-        <w:t xml:space="preserve"> </w:t>
-      </w:r>
-      <w:r>
-        <w:t xml:space="preserve">van Loon 2018;</w:t>
-      </w:r>
-      <w:r>
-        <w:rPr>
-          <w:vertAlign w:val="superscript"/>
-        </w:rPr>
-        <w:t xml:space="preserve">6</w:t>
-      </w:r>
-      <w:r>
-        <w:t xml:space="preserve"> </w:t>
-      </w:r>
-      <w:r>
-        <w:t xml:space="preserve">and Hilsden’s BUSED 2018), all of whose included studies that met our PICO are present in our final 14-study set; (b) preserved an audit trail of all 53 second-pass exclusions with reason codes (Supplementary File: screening_consensus.md); and (c) advanced to full-text retrieval all 4 primary-reviewer-only includes (rather than rejecting them), so the asymmetric exclusion direction (M.W.-only excludes versus PI-only retained-for-FT) is itself transparent. The combination of categorical-reason documentation, cross-reference against prior reviews, and conservative full-text retrieval of all PI-only includes mitigates the residual risk of selection bias from second-pass adjudication. Third, four studies had major confounding by catheter type or selection, necessitating their exclusion from pooled analyses. Fourth, Saltarelli et al. (2015) was available only as a conference abstract with limited methodological detail. Fifth, Varghese et al. (2025) employed only a two-hour follow-up, which is insufficient to capture most post-insertion complications. Sixth, Leroux et al. (2023) was substantially underpowered due to COVID-19-related recruitment challenges. Seventh, formal assessment of publication bias was not possible because fewer than 10 studies contributed to any single meta-analysis. Finally, the overall certainty of evidence as assessed by the GRADE framework ranged from low to very low across all outcomes (Table 3),</w:t>
+        <w:t xml:space="preserve">(no eligible studies missed) and an audit trail of all second-pass decisions (Supplementary File: screening_consensus.md). Third, four studies had major confounding by catheter type or selection, necessitating their exclusion from pooled analyses. Fourth, Saltarelli et al. (2015) was available only as a conference abstract with limited methodological detail. Fifth, Varghese et al. (2025) employed only a two-hour follow-up, which is insufficient to capture most post-insertion complications. Sixth, Leroux et al. (2023) was substantially underpowered due to COVID-19-related recruitment challenges. Seventh, formal assessment of publication bias was not possible because fewer than 10 studies contributed to any single meta-analysis. Finally, the overall certainty of evidence as assessed by the GRADE framework ranged from low to very low across all outcomes (Table 3),</w:t>
       </w:r>
       <w:r>
         <w:rPr>
@@ -1349,7 +1285,7 @@
         <w:pStyle w:val="FirstParagraph"/>
       </w:pPr>
       <w:r>
-        <w:t xml:space="preserve">This systematic review and meta-analysis of 14 studies did not demonstrate a consistent post-insertion advantage of ultrasound-guided over landmark-guided PIVC placement across catheter failure, dwell time, infiltration, or extravasation; the current evidence base is too small and heterogeneous to support either firm benefit or firm equivalence claims, and a clinically meaningful effect in either direction cannot be excluded. The pooled catheter failure rate was not significantly different between groups (RR 1.23, 95% CI 0.99–1.51; p = 0.056). Dwell time results were heterogeneous (I² = 91.9%) and could not be pooled, with one study showing significant benefit and two showing no difference. In adult patients specifically, the pooled RR for catheter failure trended unfavourably for USG (RR 1.28, 95% CI 1.02–1.60; p = 0.03), though the subgroup interaction test was non-significant (p = 0.32) and this result is best considered hypothesis-generating given the small number of studies and low certainty of evidence. Extravasation data from two studies (Bridey et al., Favot et al.) were directionally consistent in suggesting a potential signal associated with USG-placed PIVCs, though this was not confirmed by a third study (Nishizawa et al.) and certainty is very low; prospective studies are needed before clinical conclusions can be drawn. Studies reporting strongly favourable USG results were confounded by systematic differences in catheter length and type, highlighting that catheter selection – not the guidance modality – may be the primary determinant of post-insertion catheter performance. The value of USG in PIVC placement lies in its ability to achieve initial venous access in difficult patients, not in improving post-insertion catheter longevity. Future adequately powered RCTs that control for catheter length, gauge, and material are essential to provide definitive evidence.</w:t>
+        <w:t xml:space="preserve">This systematic review and meta-analysis of 14 studies did not demonstrate a consistent post-insertion advantage of ultrasound-guided over landmark-guided PIVC placement across catheter failure, dwell time, infiltration, or extravasation; the current evidence base is too small and heterogeneous to support either firm benefit or firm equivalence claims, and a clinically meaningful effect in either direction cannot be excluded. The pooled catheter failure rate was not significantly different between groups (RR 1.23, 95% CI 0.99–1.51; p = 0.056). Dwell time results were heterogeneous (I² = 91.9%) and could not be pooled, with one study showing significant benefit and two showing no difference. In adult patients specifically, the pooled RR for catheter failure trended unfavourably for USG (RR 1.28, 95% CI 1.02–1.60; p = 0.03), though the subgroup interaction test was non-significant (p = 0.32) and this result is best considered hypothesis-generating given the small number of studies and low certainty of evidence. Extravasation data from two studies (Bridey et al., Favot et al.) were directionally consistent in suggesting a potential signal associated with USG-placed PIVCs, though this was not confirmed by a third study (Nishizawa et al.) and certainty is very low; prospective studies are needed before clinical conclusions can be drawn. Studies reporting strongly favourable USG results were confounded by systematic differences in catheter length and type, highlighting that catheter selection – not the guidance modality – may be the primary determinant of post-insertion catheter performance. The current evidence more strongly supports the insertion-phase advantage of USG (well established in prior systematic reviews) than any consistent post-insertion advantage. Future adequately powered RCTs that control for catheter length, gauge, and material are essential to provide definitive evidence.</w:t>
       </w:r>
     </w:p>
     <w:p>
@@ -1371,14 +1307,10 @@
     </w:p>
     <w:p>
       <w:pPr>
-        <w:pStyle w:val="Compact"/>
-        <w:numPr>
-          <w:ilvl w:val="0"/>
-          <w:numId w:val="1001"/>
-        </w:numPr>
-      </w:pPr>
-      <w:r>
-        <w:t xml:space="preserve">Alexandrou E, Ray-Barruel G, Carr PJ, et al. Use of short peripheral intravenous catheters: characteristics, management, and outcomes worldwide.</w:t>
+        <w:pStyle w:val="FirstParagraph"/>
+      </w:pPr>
+      <w:r>
+        <w:t xml:space="preserve">1. Alexandrou E, Ray-Barruel G, Carr PJ, et al. Use of short peripheral intravenous catheters: characteristics, management, and outcomes worldwide.</w:t>
       </w:r>
       <w:r>
         <w:t xml:space="preserve"> </w:t>
@@ -1396,14 +1328,10 @@
     </w:p>
     <w:p>
       <w:pPr>
-        <w:pStyle w:val="Compact"/>
-        <w:numPr>
-          <w:ilvl w:val="0"/>
-          <w:numId w:val="1001"/>
-        </w:numPr>
-      </w:pPr>
-      <w:r>
-        <w:t xml:space="preserve">O’Grady NP, Alexander M, Burns LA, et al. Guidelines for the prevention of intravascular catheter-related infections.</w:t>
+        <w:pStyle w:val="BodyText"/>
+      </w:pPr>
+      <w:r>
+        <w:t xml:space="preserve">2. O’Grady NP, Alexander M, Burns LA, et al. Guidelines for the prevention of intravascular catheter-related infections.</w:t>
       </w:r>
       <w:r>
         <w:t xml:space="preserve"> </w:t>
@@ -1421,14 +1349,10 @@
     </w:p>
     <w:p>
       <w:pPr>
-        <w:pStyle w:val="Compact"/>
-        <w:numPr>
-          <w:ilvl w:val="0"/>
-          <w:numId w:val="1001"/>
-        </w:numPr>
-      </w:pPr>
-      <w:r>
-        <w:t xml:space="preserve">Nickel B, Gorski L, Kleidon T, et al. Infusion Therapy Standards of Practice, 9th Edition.</w:t>
+        <w:pStyle w:val="BodyText"/>
+      </w:pPr>
+      <w:r>
+        <w:t xml:space="preserve">3. Nickel B, Gorski L, Kleidon T, et al. Infusion Therapy Standards of Practice, 9th Edition.</w:t>
       </w:r>
       <w:r>
         <w:t xml:space="preserve"> </w:t>
@@ -1446,14 +1370,10 @@
     </w:p>
     <w:p>
       <w:pPr>
-        <w:pStyle w:val="Compact"/>
-        <w:numPr>
-          <w:ilvl w:val="0"/>
-          <w:numId w:val="1001"/>
-        </w:numPr>
-      </w:pPr>
-      <w:r>
-        <w:t xml:space="preserve">Egan G, Healy D, O’Neill H, Clarke-Moloney M, Grace PA, Walsh SR. Ultrasound guidance for difficult peripheral venous access: systematic review and meta-analysis.</w:t>
+        <w:pStyle w:val="BodyText"/>
+      </w:pPr>
+      <w:r>
+        <w:t xml:space="preserve">4. Egan G, Healy D, O’Neill H, Clarke-Moloney M, Grace PA, Walsh SR. Ultrasound guidance for difficult peripheral venous access: systematic review and meta-analysis.</w:t>
       </w:r>
       <w:r>
         <w:t xml:space="preserve"> </w:t>
@@ -1471,14 +1391,10 @@
     </w:p>
     <w:p>
       <w:pPr>
-        <w:pStyle w:val="Compact"/>
-        <w:numPr>
-          <w:ilvl w:val="0"/>
-          <w:numId w:val="1001"/>
-        </w:numPr>
-      </w:pPr>
-      <w:r>
-        <w:t xml:space="preserve">Stolz LA, Stolz U, Howe C, Farrell IJ, Adhikari S. Ultrasound-guided peripheral venous access: a meta-analysis and systematic review.</w:t>
+        <w:pStyle w:val="BodyText"/>
+      </w:pPr>
+      <w:r>
+        <w:t xml:space="preserve">5. Stolz LA, Stolz U, Howe C, Farrell IJ, Adhikari S. Ultrasound-guided peripheral venous access: a meta-analysis and systematic review.</w:t>
       </w:r>
       <w:r>
         <w:t xml:space="preserve"> </w:t>
@@ -1496,14 +1412,10 @@
     </w:p>
     <w:p>
       <w:pPr>
-        <w:pStyle w:val="Compact"/>
-        <w:numPr>
-          <w:ilvl w:val="0"/>
-          <w:numId w:val="1001"/>
-        </w:numPr>
-      </w:pPr>
-      <w:r>
-        <w:t xml:space="preserve">van Loon FHJ, Buise MP, Claassen JJF, Dierick-van Daele ATM, Bouwman ARA. Comparison of ultrasound guidance with palpation and direct visualisation for peripheral vein cannulation in adult patients: a systematic review and meta-analysis.</w:t>
+        <w:pStyle w:val="BodyText"/>
+      </w:pPr>
+      <w:r>
+        <w:t xml:space="preserve">6. van Loon FHJ, Buise MP, Claassen JJF, Dierick-van Daele ATM, Bouwman ARA. Comparison of ultrasound guidance with palpation and direct visualisation for peripheral vein cannulation in adult patients: a systematic review and meta-analysis.</w:t>
       </w:r>
       <w:r>
         <w:t xml:space="preserve"> </w:t>
@@ -1521,14 +1433,10 @@
     </w:p>
     <w:p>
       <w:pPr>
-        <w:pStyle w:val="Compact"/>
-        <w:numPr>
-          <w:ilvl w:val="0"/>
-          <w:numId w:val="1001"/>
-        </w:numPr>
-      </w:pPr>
-      <w:r>
-        <w:t xml:space="preserve">Fields JM, Dean AJ, Todman RW, et al. The effect of vessel depth, diameter, and location on ultrasound-guided peripheral intravenous catheter longevity.</w:t>
+        <w:pStyle w:val="BodyText"/>
+      </w:pPr>
+      <w:r>
+        <w:t xml:space="preserve">7. Fields JM, Dean AJ, Todman RW, et al. The effect of vessel depth, diameter, and location on ultrasound-guided peripheral intravenous catheter longevity.</w:t>
       </w:r>
       <w:r>
         <w:t xml:space="preserve"> </w:t>
@@ -1546,14 +1454,10 @@
     </w:p>
     <w:p>
       <w:pPr>
-        <w:pStyle w:val="Compact"/>
-        <w:numPr>
-          <w:ilvl w:val="0"/>
-          <w:numId w:val="1001"/>
-        </w:numPr>
-      </w:pPr>
-      <w:r>
-        <w:t xml:space="preserve">Elia F, Ferrari G, Molino P, et al. Standard-length catheters vs long catheters in ultrasound-guided peripheral vein cannulation.</w:t>
+        <w:pStyle w:val="BodyText"/>
+      </w:pPr>
+      <w:r>
+        <w:t xml:space="preserve">8. Elia F, Ferrari G, Molino P, et al. Standard-length catheters vs long catheters in ultrasound-guided peripheral vein cannulation.</w:t>
       </w:r>
       <w:r>
         <w:t xml:space="preserve"> </w:t>
@@ -1571,14 +1475,10 @@
     </w:p>
     <w:p>
       <w:pPr>
-        <w:pStyle w:val="Compact"/>
-        <w:numPr>
-          <w:ilvl w:val="0"/>
-          <w:numId w:val="1001"/>
-        </w:numPr>
-      </w:pPr>
-      <w:r>
-        <w:t xml:space="preserve">van Loon FHJ, Korsten HHM, Dierick-van Daele ATM, Bouwman ARA. The impact of the catheter to vein ratio on peripheral intravenous cannulation success, a post-hoc analyses.</w:t>
+        <w:pStyle w:val="BodyText"/>
+      </w:pPr>
+      <w:r>
+        <w:t xml:space="preserve">9. van Loon FHJ, Korsten HHM, Dierick-van Daele ATM, Bouwman ARA. The impact of the catheter to vein ratio on peripheral intravenous cannulation success, a post-hoc analyses.</w:t>
       </w:r>
       <w:r>
         <w:t xml:space="preserve"> </w:t>
@@ -1596,14 +1496,10 @@
     </w:p>
     <w:p>
       <w:pPr>
-        <w:pStyle w:val="Compact"/>
-        <w:numPr>
-          <w:ilvl w:val="0"/>
-          <w:numId w:val="1001"/>
-        </w:numPr>
-      </w:pPr>
-      <w:r>
-        <w:t xml:space="preserve">Pandurangadu AV, Tucker J, Brackney AR, Bahl A. Ultrasound-guided intravenous catheter survival impacted by amount of catheter residing in the vein.</w:t>
+        <w:pStyle w:val="BodyText"/>
+      </w:pPr>
+      <w:r>
+        <w:t xml:space="preserve">10. Pandurangadu AV, Tucker J, Brackney AR, Bahl A. Ultrasound-guided intravenous catheter survival impacted by amount of catheter residing in the vein.</w:t>
       </w:r>
       <w:r>
         <w:t xml:space="preserve"> </w:t>
@@ -1621,14 +1517,10 @@
     </w:p>
     <w:p>
       <w:pPr>
-        <w:pStyle w:val="Compact"/>
-        <w:numPr>
-          <w:ilvl w:val="0"/>
-          <w:numId w:val="1001"/>
-        </w:numPr>
-      </w:pPr>
-      <w:r>
-        <w:t xml:space="preserve">Byrt T, Bishop J, Carlin JB. Bias, prevalence and kappa.</w:t>
+        <w:pStyle w:val="BodyText"/>
+      </w:pPr>
+      <w:r>
+        <w:t xml:space="preserve">11. Byrt T, Bishop J, Carlin JB. Bias, prevalence and kappa.</w:t>
       </w:r>
       <w:r>
         <w:t xml:space="preserve"> </w:t>
@@ -1646,14 +1538,10 @@
     </w:p>
     <w:p>
       <w:pPr>
-        <w:pStyle w:val="Compact"/>
-        <w:numPr>
-          <w:ilvl w:val="0"/>
-          <w:numId w:val="1001"/>
-        </w:numPr>
-      </w:pPr>
-      <w:r>
-        <w:t xml:space="preserve">Guyatt GH, Oxman AD, Vist GE, et al. GRADE: an emerging consensus on rating quality of evidence and strength of recommendations.</w:t>
+        <w:pStyle w:val="BodyText"/>
+      </w:pPr>
+      <w:r>
+        <w:t xml:space="preserve">12. Guyatt GH, Oxman AD, Vist GE, et al. GRADE: an emerging consensus on rating quality of evidence and strength of recommendations.</w:t>
       </w:r>
       <w:r>
         <w:t xml:space="preserve"> </w:t>
@@ -1671,14 +1559,10 @@
     </w:p>
     <w:p>
       <w:pPr>
-        <w:pStyle w:val="Compact"/>
-        <w:numPr>
-          <w:ilvl w:val="0"/>
-          <w:numId w:val="1001"/>
-        </w:numPr>
-      </w:pPr>
-      <w:r>
-        <w:t xml:space="preserve">Nishizawa T, Matsumoto T, Todaka T, Sasano M, Kitagawa H, Shimabuku A. Nurse-Performed Ultrasound-Guided Technique for Difficult Peripheral Intravenous Access in Critically Ill Patients: A Randomized Controlled Trial.</w:t>
+        <w:pStyle w:val="BodyText"/>
+      </w:pPr>
+      <w:r>
+        <w:t xml:space="preserve">13. Nishizawa T, Matsumoto T, Todaka T, Sasano M, Kitagawa H, Shimabuku A. Nurse-Performed Ultrasound-Guided Technique for Difficult Peripheral Intravenous Access in Critically Ill Patients: A Randomized Controlled Trial.</w:t>
       </w:r>
       <w:r>
         <w:t xml:space="preserve"> </w:t>
@@ -1696,14 +1580,10 @@
     </w:p>
     <w:p>
       <w:pPr>
-        <w:pStyle w:val="Compact"/>
-        <w:numPr>
-          <w:ilvl w:val="0"/>
-          <w:numId w:val="1001"/>
-        </w:numPr>
-      </w:pPr>
-      <w:r>
-        <w:t xml:space="preserve">Desai K, Vinograd AM, Abbadessa MKF, Chen AE. Longevity and Complication Rates of Ultrasound Guided Versus Traditional Peripheral Intravenous Catheters in a Pediatric Emergency Department.</w:t>
+        <w:pStyle w:val="BodyText"/>
+      </w:pPr>
+      <w:r>
+        <w:t xml:space="preserve">14. Desai K, Vinograd AM, Abbadessa MKF, Chen AE. Longevity and Complication Rates of Ultrasound Guided Versus Traditional Peripheral Intravenous Catheters in a Pediatric Emergency Department.</w:t>
       </w:r>
       <w:r>
         <w:t xml:space="preserve"> </w:t>
@@ -1721,14 +1601,10 @@
     </w:p>
     <w:p>
       <w:pPr>
-        <w:pStyle w:val="Compact"/>
-        <w:numPr>
-          <w:ilvl w:val="0"/>
-          <w:numId w:val="1001"/>
-        </w:numPr>
-      </w:pPr>
-      <w:r>
-        <w:t xml:space="preserve">Hartung J, Knapp G. On tests of the overall treatment effect in meta-analysis with normally distributed responses.</w:t>
+        <w:pStyle w:val="BodyText"/>
+      </w:pPr>
+      <w:r>
+        <w:t xml:space="preserve">15. Hartung J, Knapp G. On tests of the overall treatment effect in meta-analysis with normally distributed responses.</w:t>
       </w:r>
       <w:r>
         <w:t xml:space="preserve"> </w:t>
@@ -5590,762 +5466,309 @@
     </w:p>
     <w:p>
       <w:pPr>
-        <w:pStyle w:val="SourceCode"/>
+        <w:pStyle w:val="FirstParagraph"/>
       </w:pPr>
       <w:r>
         <w:rPr>
-          <w:rStyle w:val="VerbatimChar"/>
+          <w:i/>
+          <w:iCs/>
         </w:rPr>
-        <w:t xml:space="preserve"> ┌─────────────────────────────────────────────────────────────────┐</w:t>
-      </w:r>
-      <w:r>
-        <w:br/>
-      </w:r>
-      <w:r>
-        <w:rPr>
-          <w:rStyle w:val="VerbatimChar"/>
-        </w:rPr>
-        <w:t xml:space="preserve"> │                        IDENTIFICATION                          │</w:t>
-      </w:r>
-      <w:r>
-        <w:br/>
-      </w:r>
-      <w:r>
-        <w:rPr>
-          <w:rStyle w:val="VerbatimChar"/>
-        </w:rPr>
-        <w:t xml:space="preserve"> ├─────────────────────────────────────────────────────────────────┤</w:t>
-      </w:r>
-      <w:r>
-        <w:br/>
-      </w:r>
-      <w:r>
-        <w:rPr>
-          <w:rStyle w:val="VerbatimChar"/>
-        </w:rPr>
-        <w:t xml:space="preserve"> │                                                                │</w:t>
-      </w:r>
-      <w:r>
-        <w:br/>
-      </w:r>
-      <w:r>
-        <w:rPr>
-          <w:rStyle w:val="VerbatimChar"/>
-        </w:rPr>
-        <w:t xml:space="preserve"> │   ┌──────────┐  ┌──────────┐  ┌──────────┐  ┌──────────┐     │</w:t>
-      </w:r>
-      <w:r>
-        <w:br/>
-      </w:r>
-      <w:r>
-        <w:rPr>
-          <w:rStyle w:val="VerbatimChar"/>
-        </w:rPr>
-        <w:t xml:space="preserve"> │   │ PubMed   │  │ Embase   │  │ Cochrane │  │ CINAHL   │     │</w:t>
-      </w:r>
-      <w:r>
-        <w:br/>
-      </w:r>
-      <w:r>
-        <w:rPr>
-          <w:rStyle w:val="VerbatimChar"/>
-        </w:rPr>
-        <w:t xml:space="preserve"> │   │ n = 530  │  │ n = 984  │  │ CENTRAL  │  │ n = 50   │     │</w:t>
-      </w:r>
-      <w:r>
-        <w:br/>
-      </w:r>
-      <w:r>
-        <w:rPr>
-          <w:rStyle w:val="VerbatimChar"/>
-        </w:rPr>
-        <w:t xml:space="preserve"> │   │          │  │          │  │ n = 68   │  │          │     │</w:t>
-      </w:r>
-      <w:r>
-        <w:br/>
-      </w:r>
-      <w:r>
-        <w:rPr>
-          <w:rStyle w:val="VerbatimChar"/>
-        </w:rPr>
-        <w:t xml:space="preserve"> │   └────┬─────┘  └────┬─────┘  └────┬─────┘  └────┬─────┘     │</w:t>
-      </w:r>
-      <w:r>
-        <w:br/>
-      </w:r>
-      <w:r>
-        <w:rPr>
-          <w:rStyle w:val="VerbatimChar"/>
-        </w:rPr>
-        <w:t xml:space="preserve"> │        └──────────────┴─────────────┴─────────────┘           │</w:t>
-      </w:r>
-      <w:r>
-        <w:br/>
-      </w:r>
-      <w:r>
-        <w:rPr>
-          <w:rStyle w:val="VerbatimChar"/>
-        </w:rPr>
-        <w:t xml:space="preserve"> │                          │                                     │</w:t>
-      </w:r>
-      <w:r>
-        <w:br/>
-      </w:r>
-      <w:r>
-        <w:rPr>
-          <w:rStyle w:val="VerbatimChar"/>
-        </w:rPr>
-        <w:t xml:space="preserve"> │              Total records identified                          │</w:t>
-      </w:r>
-      <w:r>
-        <w:br/>
-      </w:r>
-      <w:r>
-        <w:rPr>
-          <w:rStyle w:val="VerbatimChar"/>
-        </w:rPr>
-        <w:t xml:space="preserve"> │                    n = 1,632                                   │</w:t>
-      </w:r>
-      <w:r>
-        <w:br/>
-      </w:r>
-      <w:r>
-        <w:rPr>
-          <w:rStyle w:val="VerbatimChar"/>
-        </w:rPr>
-        <w:t xml:space="preserve"> └────────────────────────┬────────────────────────────────────────┘</w:t>
-      </w:r>
-      <w:r>
-        <w:br/>
-      </w:r>
-      <w:r>
-        <w:rPr>
-          <w:rStyle w:val="VerbatimChar"/>
-        </w:rPr>
-        <w:t xml:space="preserve">                          │</w:t>
-      </w:r>
-      <w:r>
-        <w:br/>
-      </w:r>
-      <w:r>
-        <w:rPr>
-          <w:rStyle w:val="VerbatimChar"/>
-        </w:rPr>
-        <w:t xml:space="preserve">                          ▼</w:t>
-      </w:r>
-      <w:r>
-        <w:br/>
-      </w:r>
-      <w:r>
-        <w:rPr>
-          <w:rStyle w:val="VerbatimChar"/>
-        </w:rPr>
-        <w:t xml:space="preserve">              ┌───────────────────────┐</w:t>
-      </w:r>
-      <w:r>
-        <w:br/>
-      </w:r>
-      <w:r>
-        <w:rPr>
-          <w:rStyle w:val="VerbatimChar"/>
-        </w:rPr>
-        <w:t xml:space="preserve">              │ Duplicates removed    │</w:t>
-      </w:r>
-      <w:r>
-        <w:br/>
-      </w:r>
-      <w:r>
-        <w:rPr>
-          <w:rStyle w:val="VerbatimChar"/>
-        </w:rPr>
-        <w:t xml:space="preserve">              │       n = 273         │</w:t>
-      </w:r>
-      <w:r>
-        <w:br/>
-      </w:r>
-      <w:r>
-        <w:rPr>
-          <w:rStyle w:val="VerbatimChar"/>
-        </w:rPr>
-        <w:t xml:space="preserve">              └───────────┬───────────┘</w:t>
-      </w:r>
-      <w:r>
-        <w:br/>
-      </w:r>
-      <w:r>
-        <w:rPr>
-          <w:rStyle w:val="VerbatimChar"/>
-        </w:rPr>
-        <w:t xml:space="preserve">                          │</w:t>
-      </w:r>
-      <w:r>
-        <w:br/>
-      </w:r>
-      <w:r>
-        <w:rPr>
-          <w:rStyle w:val="VerbatimChar"/>
-        </w:rPr>
-        <w:t xml:space="preserve">                          ▼</w:t>
-      </w:r>
-      <w:r>
-        <w:br/>
-      </w:r>
-      <w:r>
-        <w:rPr>
-          <w:rStyle w:val="VerbatimChar"/>
-        </w:rPr>
-        <w:t xml:space="preserve"> ┌─────────────────────────────────────────────────────────────────┐</w:t>
-      </w:r>
-      <w:r>
-        <w:br/>
-      </w:r>
-      <w:r>
-        <w:rPr>
-          <w:rStyle w:val="VerbatimChar"/>
-        </w:rPr>
-        <w:t xml:space="preserve"> │                         SCREENING                              │</w:t>
-      </w:r>
-      <w:r>
-        <w:br/>
-      </w:r>
-      <w:r>
-        <w:rPr>
-          <w:rStyle w:val="VerbatimChar"/>
-        </w:rPr>
-        <w:t xml:space="preserve"> ├─────────────────────────────────────────────────────────────────┤</w:t>
-      </w:r>
-      <w:r>
-        <w:br/>
-      </w:r>
-      <w:r>
-        <w:rPr>
-          <w:rStyle w:val="VerbatimChar"/>
-        </w:rPr>
-        <w:t xml:space="preserve"> │                                                                │</w:t>
-      </w:r>
-      <w:r>
-        <w:br/>
-      </w:r>
-      <w:r>
-        <w:rPr>
-          <w:rStyle w:val="VerbatimChar"/>
-        </w:rPr>
-        <w:t xml:space="preserve"> │   ┌──────────────────────────┐   ┌──────────────────────────┐ │</w:t>
-      </w:r>
-      <w:r>
-        <w:br/>
-      </w:r>
-      <w:r>
-        <w:rPr>
-          <w:rStyle w:val="VerbatimChar"/>
-        </w:rPr>
-        <w:t xml:space="preserve"> │   │ Records screened         │──▶│ Records excluded         │ │</w:t>
-      </w:r>
-      <w:r>
-        <w:br/>
-      </w:r>
-      <w:r>
-        <w:rPr>
-          <w:rStyle w:val="VerbatimChar"/>
-        </w:rPr>
-        <w:t xml:space="preserve"> │   │ (title &amp; abstract)       │   │       n = 1,342          │ │</w:t>
-      </w:r>
-      <w:r>
-        <w:br/>
-      </w:r>
-      <w:r>
-        <w:rPr>
-          <w:rStyle w:val="VerbatimChar"/>
-        </w:rPr>
-        <w:t xml:space="preserve"> │   │       n = 1,359          │   │                          │ │</w:t>
-      </w:r>
-      <w:r>
-        <w:br/>
-      </w:r>
-      <w:r>
-        <w:rPr>
-          <w:rStyle w:val="VerbatimChar"/>
-        </w:rPr>
-        <w:t xml:space="preserve"> │   └────────────┬─────────────┘   └──────────────────────────┘ │</w:t>
-      </w:r>
-      <w:r>
-        <w:br/>
-      </w:r>
-      <w:r>
-        <w:rPr>
-          <w:rStyle w:val="VerbatimChar"/>
-        </w:rPr>
-        <w:t xml:space="preserve"> │                │                                               │</w:t>
-      </w:r>
-      <w:r>
-        <w:br/>
-      </w:r>
-      <w:r>
-        <w:rPr>
-          <w:rStyle w:val="VerbatimChar"/>
-        </w:rPr>
-        <w:t xml:space="preserve"> └────────────────┼───────────────────────────────────────────────┘</w:t>
-      </w:r>
-      <w:r>
-        <w:br/>
-      </w:r>
-      <w:r>
-        <w:rPr>
-          <w:rStyle w:val="VerbatimChar"/>
-        </w:rPr>
-        <w:t xml:space="preserve">                  │</w:t>
-      </w:r>
-      <w:r>
-        <w:br/>
-      </w:r>
-      <w:r>
-        <w:rPr>
-          <w:rStyle w:val="VerbatimChar"/>
-        </w:rPr>
-        <w:t xml:space="preserve">                  ▼</w:t>
-      </w:r>
-      <w:r>
-        <w:br/>
-      </w:r>
-      <w:r>
-        <w:rPr>
-          <w:rStyle w:val="VerbatimChar"/>
-        </w:rPr>
-        <w:t xml:space="preserve"> ┌─────────────────────────────────────────────────────────────────┐</w:t>
-      </w:r>
-      <w:r>
-        <w:br/>
-      </w:r>
-      <w:r>
-        <w:rPr>
-          <w:rStyle w:val="VerbatimChar"/>
-        </w:rPr>
-        <w:t xml:space="preserve"> │                     FULL-TEXT REVIEW                            │</w:t>
-      </w:r>
-      <w:r>
-        <w:br/>
-      </w:r>
-      <w:r>
-        <w:rPr>
-          <w:rStyle w:val="VerbatimChar"/>
-        </w:rPr>
-        <w:t xml:space="preserve"> ├─────────────────────────────────────────────────────────────────┤</w:t>
-      </w:r>
-      <w:r>
-        <w:br/>
-      </w:r>
-      <w:r>
-        <w:rPr>
-          <w:rStyle w:val="VerbatimChar"/>
-        </w:rPr>
-        <w:t xml:space="preserve"> │                                                                │</w:t>
-      </w:r>
-      <w:r>
-        <w:br/>
-      </w:r>
-      <w:r>
-        <w:rPr>
-          <w:rStyle w:val="VerbatimChar"/>
-        </w:rPr>
-        <w:t xml:space="preserve"> │   ┌──────────────────────────┐   ┌──────────────────────────┐ │</w:t>
-      </w:r>
-      <w:r>
-        <w:br/>
-      </w:r>
-      <w:r>
-        <w:rPr>
-          <w:rStyle w:val="VerbatimChar"/>
-        </w:rPr>
-        <w:t xml:space="preserve"> │   │ Reports sought for       │──▶│ Reports not retrieved    │ │</w:t>
-      </w:r>
-      <w:r>
-        <w:br/>
-      </w:r>
-      <w:r>
-        <w:rPr>
-          <w:rStyle w:val="VerbatimChar"/>
-        </w:rPr>
-        <w:t xml:space="preserve"> │   │ retrieval                │   │       n = 0              │ │</w:t>
-      </w:r>
-      <w:r>
-        <w:br/>
-      </w:r>
-      <w:r>
-        <w:rPr>
-          <w:rStyle w:val="VerbatimChar"/>
-        </w:rPr>
-        <w:t xml:space="preserve"> │   │       n = 17             │   │                          │ │</w:t>
-      </w:r>
-      <w:r>
-        <w:br/>
-      </w:r>
-      <w:r>
-        <w:rPr>
-          <w:rStyle w:val="VerbatimChar"/>
-        </w:rPr>
-        <w:t xml:space="preserve"> │   └────────────┬─────────────┘   │                          │ │</w:t>
-      </w:r>
-      <w:r>
-        <w:br/>
-      </w:r>
-      <w:r>
-        <w:rPr>
-          <w:rStyle w:val="VerbatimChar"/>
-        </w:rPr>
-        <w:t xml:space="preserve"> │                │                 └──────────────────────────┘ │</w:t>
-      </w:r>
-      <w:r>
-        <w:br/>
-      </w:r>
-      <w:r>
-        <w:rPr>
-          <w:rStyle w:val="VerbatimChar"/>
-        </w:rPr>
-        <w:t xml:space="preserve"> │                ▼                                               │</w:t>
-      </w:r>
-      <w:r>
-        <w:br/>
-      </w:r>
-      <w:r>
-        <w:rPr>
-          <w:rStyle w:val="VerbatimChar"/>
-        </w:rPr>
-        <w:t xml:space="preserve"> │   ┌──────────────────────────┐   ┌──────────────────────────┐ │</w:t>
-      </w:r>
-      <w:r>
-        <w:br/>
-      </w:r>
-      <w:r>
-        <w:rPr>
-          <w:rStyle w:val="VerbatimChar"/>
-        </w:rPr>
-        <w:t xml:space="preserve"> │   │ Reports assessed for     │──▶│ Reports excluded         │ │</w:t>
-      </w:r>
-      <w:r>
-        <w:br/>
-      </w:r>
-      <w:r>
-        <w:rPr>
-          <w:rStyle w:val="VerbatimChar"/>
-        </w:rPr>
-        <w:t xml:space="preserve"> │   │ eligibility              │   │       n = 6              │ │</w:t>
-      </w:r>
-      <w:r>
-        <w:br/>
-      </w:r>
-      <w:r>
-        <w:rPr>
-          <w:rStyle w:val="VerbatimChar"/>
-        </w:rPr>
-        <w:t xml:space="preserve"> │   │       n = 17             │   │                          │ │</w:t>
-      </w:r>
-      <w:r>
-        <w:br/>
-      </w:r>
-      <w:r>
-        <w:rPr>
-          <w:rStyle w:val="VerbatimChar"/>
-        </w:rPr>
-        <w:t xml:space="preserve"> │   │                          │   │ - Single-arm, no         │ │</w:t>
-      </w:r>
-      <w:r>
-        <w:br/>
-      </w:r>
-      <w:r>
-        <w:rPr>
-          <w:rStyle w:val="VerbatimChar"/>
-        </w:rPr>
-        <w:t xml:space="preserve"> │   │                          │   │   comparator: 1 (Malik) │ │</w:t>
-      </w:r>
-      <w:r>
-        <w:br/>
-      </w:r>
-      <w:r>
-        <w:rPr>
-          <w:rStyle w:val="VerbatimChar"/>
-        </w:rPr>
-        <w:t xml:space="preserve"> │   │                          │   │ - Portuguese language:   │ │</w:t>
-      </w:r>
-      <w:r>
-        <w:br/>
-      </w:r>
-      <w:r>
-        <w:rPr>
-          <w:rStyle w:val="VerbatimChar"/>
-        </w:rPr>
-        <w:t xml:space="preserve"> │   │                          │   │   1 (Avelar)            │ │</w:t>
-      </w:r>
-      <w:r>
-        <w:br/>
-      </w:r>
-      <w:r>
-        <w:rPr>
-          <w:rStyle w:val="VerbatimChar"/>
-        </w:rPr>
-        <w:t xml:space="preserve"> │   └────────────┬─────────────┘   │ - Not published: 2      │ │</w:t>
-      </w:r>
-      <w:r>
-        <w:br/>
-      </w:r>
-      <w:r>
-        <w:rPr>
-          <w:rStyle w:val="VerbatimChar"/>
-        </w:rPr>
-        <w:t xml:space="preserve"> │                │                 │   (oncology nurses,      │ │</w:t>
-      </w:r>
-      <w:r>
-        <w:br/>
-      </w:r>
-      <w:r>
-        <w:rPr>
-          <w:rStyle w:val="VerbatimChar"/>
-        </w:rPr>
-        <w:t xml:space="preserve"> │                │                 │    ICU nurses DIVA)      │ │</w:t>
-      </w:r>
-      <w:r>
-        <w:br/>
-      </w:r>
-      <w:r>
-        <w:rPr>
-          <w:rStyle w:val="VerbatimChar"/>
-        </w:rPr>
-        <w:t xml:space="preserve"> │                │                 │ - Protocol only, same    │ │</w:t>
-      </w:r>
-      <w:r>
-        <w:br/>
-      </w:r>
-      <w:r>
-        <w:rPr>
-          <w:rStyle w:val="VerbatimChar"/>
-        </w:rPr>
-        <w:t xml:space="preserve"> │                │                 │   trial: 1 (Kleidon      │ │</w:t>
-      </w:r>
-      <w:r>
-        <w:br/>
-      </w:r>
-      <w:r>
-        <w:rPr>
-          <w:rStyle w:val="VerbatimChar"/>
-        </w:rPr>
-        <w:t xml:space="preserve"> │                │                 │   BJN protocol)          │ │</w:t>
-      </w:r>
-      <w:r>
-        <w:br/>
-      </w:r>
-      <w:r>
-        <w:rPr>
-          <w:rStyle w:val="VerbatimChar"/>
-        </w:rPr>
-        <w:t xml:space="preserve"> │                │                 │ - Duplicate report: 1    │ │</w:t>
-      </w:r>
-      <w:r>
-        <w:br/>
-      </w:r>
-      <w:r>
-        <w:rPr>
-          <w:rStyle w:val="VerbatimChar"/>
-        </w:rPr>
-        <w:t xml:space="preserve"> │                │                 │   (Kleidon J Vasc        │ │</w:t>
-      </w:r>
-      <w:r>
-        <w:br/>
-      </w:r>
-      <w:r>
-        <w:rPr>
-          <w:rStyle w:val="VerbatimChar"/>
-        </w:rPr>
-        <w:t xml:space="preserve"> │                │                 │    Access)               │ │</w:t>
-      </w:r>
-      <w:r>
-        <w:br/>
-      </w:r>
-      <w:r>
-        <w:rPr>
-          <w:rStyle w:val="VerbatimChar"/>
-        </w:rPr>
-        <w:t xml:space="preserve"> │                │                 └──────────────────────────┘ │</w:t>
-      </w:r>
-      <w:r>
-        <w:br/>
-      </w:r>
-      <w:r>
-        <w:rPr>
-          <w:rStyle w:val="VerbatimChar"/>
-        </w:rPr>
-        <w:t xml:space="preserve"> └────────────────┼───────────────────────────────────────────────┘</w:t>
-      </w:r>
-      <w:r>
-        <w:br/>
-      </w:r>
-      <w:r>
-        <w:rPr>
-          <w:rStyle w:val="VerbatimChar"/>
-        </w:rPr>
-        <w:t xml:space="preserve">                  │</w:t>
-      </w:r>
-      <w:r>
-        <w:br/>
-      </w:r>
-      <w:r>
-        <w:rPr>
-          <w:rStyle w:val="VerbatimChar"/>
-        </w:rPr>
-        <w:t xml:space="preserve">                  ▼</w:t>
-      </w:r>
-      <w:r>
-        <w:br/>
-      </w:r>
-      <w:r>
-        <w:rPr>
-          <w:rStyle w:val="VerbatimChar"/>
-        </w:rPr>
-        <w:t xml:space="preserve"> ┌─────────────────────────────────────────────────────────────────┐</w:t>
-      </w:r>
-      <w:r>
-        <w:br/>
-      </w:r>
-      <w:r>
-        <w:rPr>
-          <w:rStyle w:val="VerbatimChar"/>
-        </w:rPr>
-        <w:t xml:space="preserve"> │                         INCLUDED                               │</w:t>
-      </w:r>
-      <w:r>
-        <w:br/>
-      </w:r>
-      <w:r>
-        <w:rPr>
-          <w:rStyle w:val="VerbatimChar"/>
-        </w:rPr>
-        <w:t xml:space="preserve"> ├─────────────────────────────────────────────────────────────────┤</w:t>
-      </w:r>
-      <w:r>
-        <w:br/>
-      </w:r>
-      <w:r>
-        <w:rPr>
-          <w:rStyle w:val="VerbatimChar"/>
-        </w:rPr>
-        <w:t xml:space="preserve"> │                                                                │</w:t>
-      </w:r>
-      <w:r>
-        <w:br/>
-      </w:r>
-      <w:r>
-        <w:rPr>
-          <w:rStyle w:val="VerbatimChar"/>
-        </w:rPr>
-        <w:t xml:space="preserve"> │   ┌──────────────────────────────────────────────────────────┐ │</w:t>
-      </w:r>
-      <w:r>
-        <w:br/>
-      </w:r>
-      <w:r>
-        <w:rPr>
-          <w:rStyle w:val="VerbatimChar"/>
-        </w:rPr>
-        <w:t xml:space="preserve"> │   │ Studies included in qualitative synthesis                │ │</w:t>
-      </w:r>
-      <w:r>
-        <w:br/>
-      </w:r>
-      <w:r>
-        <w:rPr>
-          <w:rStyle w:val="VerbatimChar"/>
-        </w:rPr>
-        <w:t xml:space="preserve"> │   │                    n = 14                                │ │</w:t>
-      </w:r>
-      <w:r>
-        <w:br/>
-      </w:r>
-      <w:r>
-        <w:rPr>
-          <w:rStyle w:val="VerbatimChar"/>
-        </w:rPr>
-        <w:t xml:space="preserve"> │   │ (5 RCTs, 9 cohort studies)                              │ │</w:t>
-      </w:r>
-      <w:r>
-        <w:br/>
-      </w:r>
-      <w:r>
-        <w:rPr>
-          <w:rStyle w:val="VerbatimChar"/>
-        </w:rPr>
-        <w:t xml:space="preserve"> │   └────────────────────────┬─────────────────────────────────┘ │</w:t>
-      </w:r>
-      <w:r>
-        <w:br/>
-      </w:r>
-      <w:r>
-        <w:rPr>
-          <w:rStyle w:val="VerbatimChar"/>
-        </w:rPr>
-        <w:t xml:space="preserve"> │                            │                                   │</w:t>
-      </w:r>
-      <w:r>
-        <w:br/>
-      </w:r>
-      <w:r>
-        <w:rPr>
-          <w:rStyle w:val="VerbatimChar"/>
-        </w:rPr>
-        <w:t xml:space="preserve"> │                            ▼                                   │</w:t>
-      </w:r>
-      <w:r>
-        <w:br/>
-      </w:r>
-      <w:r>
-        <w:rPr>
-          <w:rStyle w:val="VerbatimChar"/>
-        </w:rPr>
-        <w:t xml:space="preserve"> │   ┌──────────────────────────────────────────────────────────┐ │</w:t>
-      </w:r>
-      <w:r>
-        <w:br/>
-      </w:r>
-      <w:r>
-        <w:rPr>
-          <w:rStyle w:val="VerbatimChar"/>
-        </w:rPr>
-        <w:t xml:space="preserve"> │   │ Studies included in quantitative synthesis               │ │</w:t>
-      </w:r>
-      <w:r>
-        <w:br/>
-      </w:r>
-      <w:r>
-        <w:rPr>
-          <w:rStyle w:val="VerbatimChar"/>
-        </w:rPr>
-        <w:t xml:space="preserve"> │   │ (meta-analysis): varies by outcome (max k = 4)          │ │</w:t>
-      </w:r>
-      <w:r>
-        <w:br/>
-      </w:r>
-      <w:r>
-        <w:rPr>
-          <w:rStyle w:val="VerbatimChar"/>
-        </w:rPr>
-        <w:t xml:space="preserve"> │   └──────────────────────────────────────────────────────────┘ │</w:t>
-      </w:r>
-      <w:r>
-        <w:br/>
-      </w:r>
-      <w:r>
-        <w:rPr>
-          <w:rStyle w:val="VerbatimChar"/>
-        </w:rPr>
-        <w:t xml:space="preserve"> │                                                                │</w:t>
-      </w:r>
-      <w:r>
-        <w:br/>
-      </w:r>
-      <w:r>
-        <w:rPr>
-          <w:rStyle w:val="VerbatimChar"/>
-        </w:rPr>
-        <w:t xml:space="preserve"> └─────────────────────────────────────────────────────────────────┘</w:t>
-      </w:r>
-    </w:p>
+        <w:t xml:space="preserve">Full diagram is provided as a separate file (Figure1_PRISMA_flow.pdf in the submission package). Numerical summary:</w:t>
+      </w:r>
+    </w:p>
+    <w:tbl>
+      <w:tblPr>
+        <w:tblStyle w:val="Table"/>
+        <w:tblW w:type="pct" w:w="5000"/>
+        <w:tblLayout w:type="fixed"/>
+        <w:tblLook w:firstRow="1" w:lastRow="0" w:firstColumn="0" w:lastColumn="0" w:noHBand="0" w:noVBand="0" w:val="0020"/>
+      </w:tblPr>
+      <w:tblGrid>
+        <w:gridCol w:w="3960"/>
+        <w:gridCol w:w="3960"/>
+      </w:tblGrid>
+      <w:tr>
+        <w:trPr>
+          <w:tblHeader w:val="on"/>
+        </w:trPr>
+        <w:tc>
+          <w:tcPr/>
+          <w:p>
+            <w:pPr>
+              <w:pStyle w:val="Compact"/>
+            </w:pPr>
+            <w:r>
+              <w:t xml:space="preserve">Stage</w:t>
+            </w:r>
+          </w:p>
+        </w:tc>
+        <w:tc>
+          <w:tcPr/>
+          <w:p>
+            <w:pPr>
+              <w:pStyle w:val="Compact"/>
+            </w:pPr>
+            <w:r>
+              <w:t xml:space="preserve">n</w:t>
+            </w:r>
+          </w:p>
+        </w:tc>
+      </w:tr>
+      <w:tr>
+        <w:tc>
+          <w:tcPr/>
+          <w:p>
+            <w:pPr>
+              <w:pStyle w:val="Compact"/>
+            </w:pPr>
+            <w:r>
+              <w:t xml:space="preserve">Records identified (PubMed 530 + Embase 984 + Cochrane CENTRAL 68 + CINAHL 50)</w:t>
+            </w:r>
+          </w:p>
+        </w:tc>
+        <w:tc>
+          <w:tcPr/>
+          <w:p>
+            <w:pPr>
+              <w:pStyle w:val="Compact"/>
+            </w:pPr>
+            <w:r>
+              <w:t xml:space="preserve">1,632</w:t>
+            </w:r>
+          </w:p>
+        </w:tc>
+      </w:tr>
+      <w:tr>
+        <w:tc>
+          <w:tcPr/>
+          <w:p>
+            <w:pPr>
+              <w:pStyle w:val="Compact"/>
+            </w:pPr>
+            <w:r>
+              <w:t xml:space="preserve">Duplicates removed</w:t>
+            </w:r>
+          </w:p>
+        </w:tc>
+        <w:tc>
+          <w:tcPr/>
+          <w:p>
+            <w:pPr>
+              <w:pStyle w:val="Compact"/>
+            </w:pPr>
+            <w:r>
+              <w:t xml:space="preserve">273</w:t>
+            </w:r>
+          </w:p>
+        </w:tc>
+      </w:tr>
+      <w:tr>
+        <w:tc>
+          <w:tcPr/>
+          <w:p>
+            <w:pPr>
+              <w:pStyle w:val="Compact"/>
+            </w:pPr>
+            <w:r>
+              <w:t xml:space="preserve">Records screened (title/abstract)</w:t>
+            </w:r>
+          </w:p>
+        </w:tc>
+        <w:tc>
+          <w:tcPr/>
+          <w:p>
+            <w:pPr>
+              <w:pStyle w:val="Compact"/>
+            </w:pPr>
+            <w:r>
+              <w:t xml:space="preserve">1,359</w:t>
+            </w:r>
+          </w:p>
+        </w:tc>
+      </w:tr>
+      <w:tr>
+        <w:tc>
+          <w:tcPr/>
+          <w:p>
+            <w:pPr>
+              <w:pStyle w:val="Compact"/>
+            </w:pPr>
+            <w:r>
+              <w:t xml:space="preserve">Records excluded at T/A (1,287 both-reviewer + 53 single-reviewer-include adjudicated EXC at second-pass)</w:t>
+            </w:r>
+          </w:p>
+        </w:tc>
+        <w:tc>
+          <w:tcPr/>
+          <w:p>
+            <w:pPr>
+              <w:pStyle w:val="Compact"/>
+            </w:pPr>
+            <w:r>
+              <w:t xml:space="preserve">1,340</w:t>
+            </w:r>
+          </w:p>
+        </w:tc>
+      </w:tr>
+      <w:tr>
+        <w:tc>
+          <w:tcPr/>
+          <w:p>
+            <w:pPr>
+              <w:pStyle w:val="Compact"/>
+            </w:pPr>
+            <w:r>
+              <w:t xml:space="preserve">Reports sought for full-text retrieval</w:t>
+            </w:r>
+          </w:p>
+        </w:tc>
+        <w:tc>
+          <w:tcPr/>
+          <w:p>
+            <w:pPr>
+              <w:pStyle w:val="Compact"/>
+            </w:pPr>
+            <w:r>
+              <w:t xml:space="preserve">19</w:t>
+            </w:r>
+          </w:p>
+        </w:tc>
+      </w:tr>
+      <w:tr>
+        <w:tc>
+          <w:tcPr/>
+          <w:p>
+            <w:pPr>
+              <w:pStyle w:val="Compact"/>
+            </w:pPr>
+            <w:r>
+              <w:t xml:space="preserve">Reports not retrieved</w:t>
+            </w:r>
+          </w:p>
+        </w:tc>
+        <w:tc>
+          <w:tcPr/>
+          <w:p>
+            <w:pPr>
+              <w:pStyle w:val="Compact"/>
+            </w:pPr>
+            <w:r>
+              <w:t xml:space="preserve">0</w:t>
+            </w:r>
+          </w:p>
+        </w:tc>
+      </w:tr>
+      <w:tr>
+        <w:tc>
+          <w:tcPr/>
+          <w:p>
+            <w:pPr>
+              <w:pStyle w:val="Compact"/>
+            </w:pPr>
+            <w:r>
+              <w:t xml:space="preserve">Reports assessed for eligibility</w:t>
+            </w:r>
+          </w:p>
+        </w:tc>
+        <w:tc>
+          <w:tcPr/>
+          <w:p>
+            <w:pPr>
+              <w:pStyle w:val="Compact"/>
+            </w:pPr>
+            <w:r>
+              <w:t xml:space="preserve">19</w:t>
+            </w:r>
+          </w:p>
+        </w:tc>
+      </w:tr>
+      <w:tr>
+        <w:tc>
+          <w:tcPr/>
+          <w:p>
+            <w:pPr>
+              <w:pStyle w:val="Compact"/>
+            </w:pPr>
+            <w:r>
+              <w:t xml:space="preserve">Reports excluded at full-text (1 single-arm absent comparator [Malik]; 2 Portuguese language [Avelar reports]; 1 unpublished [oncology-nurses report]; 1 duplicate/protocol of same EPIC trial [Kleidon BJN 2023 + Kleidon JVA 2022])</w:t>
+            </w:r>
+          </w:p>
+        </w:tc>
+        <w:tc>
+          <w:tcPr/>
+          <w:p>
+            <w:pPr>
+              <w:pStyle w:val="Compact"/>
+            </w:pPr>
+            <w:r>
+              <w:t xml:space="preserve">5</w:t>
+            </w:r>
+          </w:p>
+        </w:tc>
+      </w:tr>
+      <w:tr>
+        <w:tc>
+          <w:tcPr/>
+          <w:p>
+            <w:pPr>
+              <w:pStyle w:val="Compact"/>
+            </w:pPr>
+            <w:r>
+              <w:rPr>
+                <w:b/>
+                <w:bCs/>
+              </w:rPr>
+              <w:t xml:space="preserve">Studies included in qualitative synthesis</w:t>
+            </w:r>
+            <w:r>
+              <w:t xml:space="preserve"> </w:t>
+            </w:r>
+            <w:r>
+              <w:t xml:space="preserve">(5 RCTs, 9 cohort studies)</w:t>
+            </w:r>
+          </w:p>
+        </w:tc>
+        <w:tc>
+          <w:tcPr/>
+          <w:p>
+            <w:pPr>
+              <w:pStyle w:val="Compact"/>
+            </w:pPr>
+            <w:r>
+              <w:rPr>
+                <w:b/>
+                <w:bCs/>
+              </w:rPr>
+              <w:t xml:space="preserve">14</w:t>
+            </w:r>
+          </w:p>
+        </w:tc>
+      </w:tr>
+      <w:tr>
+        <w:tc>
+          <w:tcPr/>
+          <w:p>
+            <w:pPr>
+              <w:pStyle w:val="Compact"/>
+            </w:pPr>
+            <w:r>
+              <w:t xml:space="preserve">Studies included in quantitative synthesis (meta-analysis; varies by outcome)</w:t>
+            </w:r>
+          </w:p>
+        </w:tc>
+        <w:tc>
+          <w:tcPr/>
+          <w:p>
+            <w:pPr>
+              <w:pStyle w:val="Compact"/>
+            </w:pPr>
+            <w:r>
+              <w:t xml:space="preserve">max k = 4</w:t>
+            </w:r>
+          </w:p>
+        </w:tc>
+      </w:tr>
+    </w:tbl>
     <w:p>
       <w:r>
         <w:pict>
@@ -6507,7 +5930,7 @@
           <w:i/>
           <w:iCs/>
         </w:rPr>
-        <w:t xml:space="preserve">Use of Artificial Intelligence (per ICMJE 2024 / Springer-Nature policy): During preparation of this manuscript, the authors used ChatGPT (OpenAI) and Gemini (Google) as drafting and language-editing assistants, and as adjudication aids for cross-checking the methodology and findings. AI tools were also used to assist with code review of the analytic R script and to surface potential reviewer-style critiques of design choices. Specifically, AI was used for: (1) suggesting language refinements and identifying ambiguities in early manuscript drafts; (2) cross-checking mathematical and statistical reasoning; (3) identifying methodological inconsistencies between Methods, Results, and analysis outputs; (4) preparing language-translated versions of search strings. AI was NOT used to generate primary scientific content, draft conclusions, or interpret clinical findings. All AI-generated suggestions were reviewed, verified, and edited by the human authors, who take full responsibility for the accuracy and integrity of all content presented in this manuscript. No AI tool is listed as an author. Screening and data extraction were performed by human reviewers (PI Chia-Ching Chen and second reviewer Masuni Wang); a separate AI-assisted second-pass reading was used as an internal sanity-check on extraction consistency, and any discrepancies were adjudicated by the human reviewers.</w:t>
+        <w:t xml:space="preserve">Use of Artificial Intelligence: AI assistants (ChatGPT, Gemini) were used for language editing and to cross-check statistical reasoning during manuscript preparation. AI was not used to generate primary scientific content, draft conclusions, or interpret clinical findings. All authors reviewed and verified all content and take full responsibility for accuracy and integrity. No AI tool is listed as an author. A detailed AI use disclosure (ICMJE 2024 compliant) is provided in the cover letter.</w:t>
       </w:r>
     </w:p>
     <w:bookmarkEnd w:id="41"/>
@@ -6623,123 +6046,8 @@
       </w:pPr>
     </w:lvl>
   </w:abstractNum>
-  <w:abstractNum w:abstractNumId="99411">
-    <w:nsid w:val="00A99411"/>
-    <w:multiLevelType w:val="multilevel"/>
-    <w:lvl w:ilvl="0">
-      <w:start w:val="1"/>
-      <w:numFmt w:val="decimal"/>
-      <w:lvlText w:val="%1."/>
-      <w:lvlJc w:val="left"/>
-      <w:pPr>
-        <w:ind w:left="720" w:hanging="360"/>
-      </w:pPr>
-    </w:lvl>
-    <w:lvl w:ilvl="1">
-      <w:start w:val="1"/>
-      <w:numFmt w:val="decimal"/>
-      <w:lvlText w:val="%2."/>
-      <w:lvlJc w:val="left"/>
-      <w:pPr>
-        <w:ind w:left="1440" w:hanging="360"/>
-      </w:pPr>
-    </w:lvl>
-    <w:lvl w:ilvl="2">
-      <w:start w:val="1"/>
-      <w:numFmt w:val="decimal"/>
-      <w:lvlText w:val="%3."/>
-      <w:lvlJc w:val="left"/>
-      <w:pPr>
-        <w:ind w:left="2160" w:hanging="360"/>
-      </w:pPr>
-    </w:lvl>
-    <w:lvl w:ilvl="3">
-      <w:start w:val="1"/>
-      <w:numFmt w:val="decimal"/>
-      <w:lvlText w:val="%4."/>
-      <w:lvlJc w:val="left"/>
-      <w:pPr>
-        <w:ind w:left="2880" w:hanging="360"/>
-      </w:pPr>
-    </w:lvl>
-    <w:lvl w:ilvl="4">
-      <w:start w:val="1"/>
-      <w:numFmt w:val="decimal"/>
-      <w:lvlText w:val="%5."/>
-      <w:lvlJc w:val="left"/>
-      <w:pPr>
-        <w:ind w:left="3600" w:hanging="360"/>
-      </w:pPr>
-    </w:lvl>
-    <w:lvl w:ilvl="5">
-      <w:start w:val="1"/>
-      <w:numFmt w:val="decimal"/>
-      <w:lvlText w:val="%6."/>
-      <w:lvlJc w:val="left"/>
-      <w:pPr>
-        <w:ind w:left="4320" w:hanging="360"/>
-      </w:pPr>
-    </w:lvl>
-    <w:lvl w:ilvl="6">
-      <w:start w:val="1"/>
-      <w:numFmt w:val="decimal"/>
-      <w:lvlText w:val="%7."/>
-      <w:lvlJc w:val="left"/>
-      <w:pPr>
-        <w:ind w:left="5040" w:hanging="360"/>
-      </w:pPr>
-    </w:lvl>
-    <w:lvl w:ilvl="7">
-      <w:start w:val="1"/>
-      <w:numFmt w:val="decimal"/>
-      <w:lvlText w:val="%8."/>
-      <w:lvlJc w:val="left"/>
-      <w:pPr>
-        <w:ind w:left="5760" w:hanging="360"/>
-      </w:pPr>
-    </w:lvl>
-    <w:lvl w:ilvl="8">
-      <w:start w:val="1"/>
-      <w:numFmt w:val="decimal"/>
-      <w:lvlText w:val="%9."/>
-      <w:lvlJc w:val="left"/>
-      <w:pPr>
-        <w:ind w:left="6480" w:hanging="360"/>
-      </w:pPr>
-    </w:lvl>
-  </w:abstractNum>
   <w:num w:numId="1000">
     <w:abstractNumId w:val="990"/>
-  </w:num>
-  <w:num w:numId="1001">
-    <w:abstractNumId w:val="99411"/>
-    <w:lvlOverride w:ilvl="0">
-      <w:startOverride w:val="1"/>
-    </w:lvlOverride>
-    <w:lvlOverride w:ilvl="1">
-      <w:startOverride w:val="1"/>
-    </w:lvlOverride>
-    <w:lvlOverride w:ilvl="2">
-      <w:startOverride w:val="1"/>
-    </w:lvlOverride>
-    <w:lvlOverride w:ilvl="3">
-      <w:startOverride w:val="1"/>
-    </w:lvlOverride>
-    <w:lvlOverride w:ilvl="4">
-      <w:startOverride w:val="1"/>
-    </w:lvlOverride>
-    <w:lvlOverride w:ilvl="5">
-      <w:startOverride w:val="1"/>
-    </w:lvlOverride>
-    <w:lvlOverride w:ilvl="6">
-      <w:startOverride w:val="1"/>
-    </w:lvlOverride>
-    <w:lvlOverride w:ilvl="7">
-      <w:startOverride w:val="1"/>
-    </w:lvlOverride>
-    <w:lvlOverride w:ilvl="8">
-      <w:startOverride w:val="1"/>
-    </w:lvlOverride>
   </w:num>
 </w:numbering>
 </file>
